--- a/INFO/NerdVault_Use_Cases_Documentation_Coerente.docx
+++ b/INFO/NerdVault_Use_Cases_Documentation_Coerente.docx
@@ -98,6 +98,18 @@
           <w:lang w:val="it-IT"/>
         </w:rPr>
         <w:t>.</w:t>
+      </w:r>
+    </w:p>
+    <w:p>
+      <w:pPr/>
+      <w:r>
+        <w:t>Le operazioni che modificano dati vengono confermate tramite richiesta sicura e non tramite semplice URL.</w:t>
+      </w:r>
+    </w:p>
+    <w:p>
+      <w:pPr/>
+      <w:r>
+        <w:t>Tutte le operazioni che modificano lo stato del sistema sono gestite tramite metodo POST e protette con token CSRF per prevenire richieste non autorizzate da siti esterni.</w:t>
       </w:r>
     </w:p>
     <w:p>

--- a/INFO/NerdVault_Use_Cases_Documentation_Coerente.docx
+++ b/INFO/NerdVault_Use_Cases_Documentation_Coerente.docx
@@ -73,31 +73,7 @@
         <w:rPr>
           <w:lang w:val="it-IT"/>
         </w:rPr>
-        <w:t>Questa versione descrive i casi d'uso supportati dal progetto PHP MVC NerdVault. Il</w:t>
-      </w:r>
-      <w:r>
-        <w:rPr>
-          <w:lang w:val="it-IT"/>
-        </w:rPr>
-        <w:t xml:space="preserve"> </w:t>
-      </w:r>
-      <w:r>
-        <w:rPr>
-          <w:lang w:val="it-IT"/>
-        </w:rPr>
-        <w:t xml:space="preserve">documento </w:t>
-      </w:r>
-      <w:r>
-        <w:rPr>
-          <w:lang w:val="it-IT"/>
-        </w:rPr>
-        <w:t>descrive i principali casi d’uso del sistema NerdVault. Alcune operazioni secondarie, varianti o sotto-funzioni sono incluse nei flussi principali oppure omesse per mantenere la documentazione leggibile.</w:t>
-      </w:r>
-      <w:r>
-        <w:rPr>
-          <w:lang w:val="it-IT"/>
-        </w:rPr>
-        <w:t>.</w:t>
+        <w:t>Questa versione descrive i casi d'uso supportati dal progetto PHP MVC NerdVault. Il documento descrive i principali casi d’uso del sistema NerdVault. Alcune operazioni secondarie, varianti o sotto-funzioni sono incluse nei flussi principali oppure omesse per mantenere la documentazione leggibile..</w:t>
       </w:r>
     </w:p>
     <w:p>
@@ -116,28 +92,12 @@
       <w:pPr>
         <w:pStyle w:val="Heading1"/>
       </w:pPr>
-      <w:proofErr w:type="spellStart"/>
       <w:r>
         <w:rPr>
           <w:rFonts w:ascii="Calibri" w:hAnsi="Calibri"/>
           <w:color w:val="1F4DB5"/>
         </w:rPr>
-        <w:t>Attori</w:t>
-      </w:r>
-      <w:proofErr w:type="spellEnd"/>
-      <w:r>
-        <w:rPr>
-          <w:rFonts w:ascii="Calibri" w:hAnsi="Calibri"/>
-          <w:color w:val="1F4DB5"/>
-        </w:rPr>
-        <w:t xml:space="preserve"> del </w:t>
-      </w:r>
-      <w:r>
-        <w:rPr>
-          <w:rFonts w:ascii="Calibri" w:hAnsi="Calibri"/>
-          <w:color w:val="1F4DB5"/>
-        </w:rPr>
-        <w:t>Sistema:</w:t>
+        <w:t>Attori del Sistema:</w:t>
       </w:r>
     </w:p>
     <w:tbl>
@@ -355,49 +315,7 @@
               <w:rPr>
                 <w:sz w:val="19"/>
               </w:rPr>
-              <w:t xml:space="preserve">Non </w:t>
-            </w:r>
-            <w:proofErr w:type="spellStart"/>
-            <w:r>
-              <w:rPr>
-                <w:sz w:val="19"/>
-              </w:rPr>
-              <w:t>usa</w:t>
-            </w:r>
-            <w:proofErr w:type="spellEnd"/>
-            <w:r>
-              <w:rPr>
-                <w:sz w:val="19"/>
-              </w:rPr>
-              <w:t xml:space="preserve"> </w:t>
-            </w:r>
-            <w:proofErr w:type="spellStart"/>
-            <w:r>
-              <w:rPr>
-                <w:sz w:val="19"/>
-              </w:rPr>
-              <w:t>wishlist</w:t>
-            </w:r>
-            <w:proofErr w:type="spellEnd"/>
-            <w:r>
-              <w:rPr>
-                <w:sz w:val="19"/>
-              </w:rPr>
-              <w:t xml:space="preserve">, </w:t>
-            </w:r>
-            <w:proofErr w:type="spellStart"/>
-            <w:r>
-              <w:rPr>
-                <w:sz w:val="19"/>
-              </w:rPr>
-              <w:t>carrello</w:t>
-            </w:r>
-            <w:proofErr w:type="spellEnd"/>
-            <w:r>
-              <w:rPr>
-                <w:sz w:val="19"/>
-              </w:rPr>
-              <w:t xml:space="preserve"> o acquisto.</w:t>
+              <w:t>Non usa wishlist, carrello o acquisto.</w:t>
             </w:r>
           </w:p>
         </w:tc>
@@ -467,33 +385,11 @@
             <w:tcW w:w="3120" w:type="dxa"/>
           </w:tcPr>
           <w:p>
-            <w:proofErr w:type="spellStart"/>
-            <w:r>
-              <w:rPr>
-                <w:sz w:val="19"/>
-              </w:rPr>
-              <w:t>Amministratore</w:t>
-            </w:r>
-            <w:proofErr w:type="spellEnd"/>
-            <w:r>
-              <w:rPr>
-                <w:sz w:val="19"/>
-              </w:rPr>
-              <w:t xml:space="preserve"> </w:t>
-            </w:r>
-            <w:proofErr w:type="spellStart"/>
-            <w:r>
-              <w:rPr>
-                <w:sz w:val="19"/>
-              </w:rPr>
-              <w:t>livello</w:t>
-            </w:r>
-            <w:proofErr w:type="spellEnd"/>
-            <w:r>
-              <w:rPr>
-                <w:sz w:val="19"/>
-              </w:rPr>
-              <w:t xml:space="preserve"> 2</w:t>
+            <w:r>
+              <w:rPr>
+                <w:sz w:val="19"/>
+              </w:rPr>
+              <w:t>Amministratore livello 2</w:t>
             </w:r>
           </w:p>
         </w:tc>
@@ -551,15 +447,7 @@
           <w:color w:val="1F4DB5"/>
           <w:lang w:val="it-IT"/>
         </w:rPr>
-        <w:t>Lista sintetica dei casi d'uso</w:t>
-      </w:r>
-      <w:r>
-        <w:rPr>
-          <w:rFonts w:ascii="Calibri" w:hAnsi="Calibri"/>
-          <w:color w:val="1F4DB5"/>
-          <w:lang w:val="it-IT"/>
-        </w:rPr>
-        <w:t>:</w:t>
+        <w:t>Lista sintetica dei casi d'uso:</w:t>
       </w:r>
     </w:p>
     <w:tbl>
@@ -1684,46 +1572,133 @@
     </w:tbl>
     <w:p/>
     <w:p>
-      <w:proofErr w:type="spellStart"/>
       <w:r>
         <w:rPr>
           <w:b/>
         </w:rPr>
-        <w:t>Precondizioni</w:t>
-      </w:r>
-      <w:proofErr w:type="spellEnd"/>
+        <w:t>Precondizioni:</w:t>
+      </w:r>
+    </w:p>
+    <w:p>
+      <w:pPr>
+        <w:pStyle w:val="ListBullet"/>
+      </w:pPr>
+      <w:r>
+        <w:t>L'applicazione è raggiungibile.</w:t>
+      </w:r>
+    </w:p>
+    <w:p>
+      <w:pPr>
+        <w:pStyle w:val="ListBullet"/>
+        <w:rPr>
+          <w:lang w:val="it-IT"/>
+        </w:rPr>
+      </w:pPr>
+      <w:r>
+        <w:rPr>
+          <w:lang w:val="it-IT"/>
+        </w:rPr>
+        <w:t>Il database contiene annunci attivi oppure la ricerca può restituire una lista vuota.</w:t>
+      </w:r>
+    </w:p>
+    <w:p>
       <w:r>
         <w:rPr>
           <w:b/>
         </w:rPr>
-        <w:t>:</w:t>
+        <w:t>Scenario principale:</w:t>
+      </w:r>
+    </w:p>
+    <w:p>
+      <w:pPr>
+        <w:pStyle w:val="ListNumber"/>
+        <w:rPr>
+          <w:lang w:val="it-IT"/>
+        </w:rPr>
+      </w:pPr>
+      <w:r>
+        <w:rPr>
+          <w:lang w:val="it-IT"/>
+        </w:rPr>
+        <w:t>L'attore accede alla homepage o alla lista annunci.</w:t>
+      </w:r>
+    </w:p>
+    <w:p>
+      <w:pPr>
+        <w:pStyle w:val="ListNumber"/>
+        <w:rPr>
+          <w:lang w:val="it-IT"/>
+        </w:rPr>
+      </w:pPr>
+      <w:r>
+        <w:rPr>
+          <w:lang w:val="it-IT"/>
+        </w:rPr>
+        <w:t>Il sistema mostra annunci attivi, categorie e filtri disponibili.</w:t>
+      </w:r>
+    </w:p>
+    <w:p>
+      <w:pPr>
+        <w:pStyle w:val="ListNumber"/>
+        <w:rPr>
+          <w:lang w:val="it-IT"/>
+        </w:rPr>
+      </w:pPr>
+      <w:r>
+        <w:rPr>
+          <w:lang w:val="it-IT"/>
+        </w:rPr>
+        <w:t>L'attore inserisce parole chiave, categoria, prezzo minimo/massimo o ordinamento.</w:t>
+      </w:r>
+    </w:p>
+    <w:p>
+      <w:pPr>
+        <w:pStyle w:val="ListNumber"/>
+        <w:rPr>
+          <w:lang w:val="it-IT"/>
+        </w:rPr>
+      </w:pPr>
+      <w:r>
+        <w:rPr>
+          <w:lang w:val="it-IT"/>
+        </w:rPr>
+        <w:t>Il sistema esegue la ricerca e mostra risultati paginati con dati essenziali dell'annuncio.</w:t>
+      </w:r>
+    </w:p>
+    <w:p>
+      <w:pPr>
+        <w:pStyle w:val="ListNumber"/>
+        <w:rPr>
+          <w:lang w:val="it-IT"/>
+        </w:rPr>
+      </w:pPr>
+      <w:r>
+        <w:rPr>
+          <w:lang w:val="it-IT"/>
+        </w:rPr>
+        <w:t>L'attore apre un annuncio e il sistema mostra dettaglio, immagini, venditore e feedback del venditore.</w:t>
+      </w:r>
+    </w:p>
+    <w:p>
+      <w:r>
+        <w:rPr>
+          <w:b/>
+        </w:rPr>
+        <w:t>Postcondizioni:</w:t>
       </w:r>
     </w:p>
     <w:p>
       <w:pPr>
         <w:pStyle w:val="ListBullet"/>
-      </w:pPr>
-      <w:proofErr w:type="spellStart"/>
-      <w:r>
-        <w:t>L'applicazione</w:t>
-      </w:r>
-      <w:proofErr w:type="spellEnd"/>
-      <w:r>
-        <w:t xml:space="preserve"> </w:t>
-      </w:r>
-      <w:r>
-        <w:t>è</w:t>
-      </w:r>
-      <w:r>
-        <w:t xml:space="preserve"> </w:t>
-      </w:r>
-      <w:proofErr w:type="spellStart"/>
-      <w:r>
-        <w:t>raggiungibile</w:t>
-      </w:r>
-      <w:proofErr w:type="spellEnd"/>
-      <w:r>
-        <w:t>.</w:t>
+        <w:rPr>
+          <w:lang w:val="it-IT"/>
+        </w:rPr>
+      </w:pPr>
+      <w:r>
+        <w:rPr>
+          <w:lang w:val="it-IT"/>
+        </w:rPr>
+        <w:t>L'attore visualizza risultati coerenti con i filtri.</w:t>
       </w:r>
     </w:p>
     <w:p>
@@ -1737,19 +1712,7 @@
         <w:rPr>
           <w:lang w:val="it-IT"/>
         </w:rPr>
-        <w:t>Il database contiene annunci attivi oppure la ricerca pu</w:t>
-      </w:r>
-      <w:r>
-        <w:rPr>
-          <w:lang w:val="it-IT"/>
-        </w:rPr>
-        <w:t>ò</w:t>
-      </w:r>
-      <w:r>
-        <w:rPr>
-          <w:lang w:val="it-IT"/>
-        </w:rPr>
-        <w:t xml:space="preserve"> restituire una lista vuota.</w:t>
+        <w:t>Il dettaglio annuncio mostra solo azioni compatibili con ruolo e proprieta dell'annuncio.</w:t>
       </w:r>
     </w:p>
     <w:p>
@@ -1757,179 +1720,7 @@
         <w:rPr>
           <w:b/>
         </w:rPr>
-        <w:t xml:space="preserve">Scenario </w:t>
-      </w:r>
-      <w:proofErr w:type="spellStart"/>
-      <w:r>
-        <w:rPr>
-          <w:b/>
-        </w:rPr>
-        <w:t>principale</w:t>
-      </w:r>
-      <w:proofErr w:type="spellEnd"/>
-      <w:r>
-        <w:rPr>
-          <w:b/>
-        </w:rPr>
-        <w:t>:</w:t>
-      </w:r>
-    </w:p>
-    <w:p>
-      <w:pPr>
-        <w:pStyle w:val="ListNumber"/>
-        <w:rPr>
-          <w:lang w:val="it-IT"/>
-        </w:rPr>
-      </w:pPr>
-      <w:r>
-        <w:rPr>
-          <w:lang w:val="it-IT"/>
-        </w:rPr>
-        <w:t>L'attore accede alla homepage o alla lista annunci.</w:t>
-      </w:r>
-    </w:p>
-    <w:p>
-      <w:pPr>
-        <w:pStyle w:val="ListNumber"/>
-        <w:rPr>
-          <w:lang w:val="it-IT"/>
-        </w:rPr>
-      </w:pPr>
-      <w:r>
-        <w:rPr>
-          <w:lang w:val="it-IT"/>
-        </w:rPr>
-        <w:t>Il sistema mostra annunci attivi, categorie e filtri disponibili.</w:t>
-      </w:r>
-    </w:p>
-    <w:p>
-      <w:pPr>
-        <w:pStyle w:val="ListNumber"/>
-        <w:rPr>
-          <w:lang w:val="it-IT"/>
-        </w:rPr>
-      </w:pPr>
-      <w:r>
-        <w:rPr>
-          <w:lang w:val="it-IT"/>
-        </w:rPr>
-        <w:t>L'attore inserisce parole chiave, categoria, prezzo minimo/massimo o ordinamento.</w:t>
-      </w:r>
-    </w:p>
-    <w:p>
-      <w:pPr>
-        <w:pStyle w:val="ListNumber"/>
-        <w:rPr>
-          <w:lang w:val="it-IT"/>
-        </w:rPr>
-      </w:pPr>
-      <w:r>
-        <w:rPr>
-          <w:lang w:val="it-IT"/>
-        </w:rPr>
-        <w:t>Il sistema esegue la ricerca e mostra risultati paginati con dati essenziali dell'annuncio.</w:t>
-      </w:r>
-    </w:p>
-    <w:p>
-      <w:pPr>
-        <w:pStyle w:val="ListNumber"/>
-        <w:rPr>
-          <w:lang w:val="it-IT"/>
-        </w:rPr>
-      </w:pPr>
-      <w:r>
-        <w:rPr>
-          <w:lang w:val="it-IT"/>
-        </w:rPr>
-        <w:t>L'attore apre un annuncio e il sistema mostra dettaglio, immagini, venditore e feedback del venditore.</w:t>
-      </w:r>
-    </w:p>
-    <w:p>
-      <w:proofErr w:type="spellStart"/>
-      <w:r>
-        <w:rPr>
-          <w:b/>
-        </w:rPr>
-        <w:t>Postcondizioni</w:t>
-      </w:r>
-      <w:proofErr w:type="spellEnd"/>
-      <w:r>
-        <w:rPr>
-          <w:b/>
-        </w:rPr>
-        <w:t>:</w:t>
-      </w:r>
-    </w:p>
-    <w:p>
-      <w:pPr>
-        <w:pStyle w:val="ListBullet"/>
-        <w:rPr>
-          <w:lang w:val="it-IT"/>
-        </w:rPr>
-      </w:pPr>
-      <w:r>
-        <w:rPr>
-          <w:lang w:val="it-IT"/>
-        </w:rPr>
-        <w:t>L'attore visualizza risultati coerenti con i filtri.</w:t>
-      </w:r>
-    </w:p>
-    <w:p>
-      <w:pPr>
-        <w:pStyle w:val="ListBullet"/>
-        <w:rPr>
-          <w:lang w:val="it-IT"/>
-        </w:rPr>
-      </w:pPr>
-      <w:r>
-        <w:rPr>
-          <w:lang w:val="it-IT"/>
-        </w:rPr>
-        <w:t>Il dettaglio annuncio mostra solo azioni compatibili con ruolo e proprieta dell'annuncio.</w:t>
-      </w:r>
-    </w:p>
-    <w:p>
-      <w:proofErr w:type="spellStart"/>
-      <w:r>
-        <w:rPr>
-          <w:b/>
-        </w:rPr>
-        <w:t>Flussi</w:t>
-      </w:r>
-      <w:proofErr w:type="spellEnd"/>
-      <w:r>
-        <w:rPr>
-          <w:b/>
-        </w:rPr>
-        <w:t xml:space="preserve"> </w:t>
-      </w:r>
-      <w:proofErr w:type="spellStart"/>
-      <w:r>
-        <w:rPr>
-          <w:b/>
-        </w:rPr>
-        <w:t>alternativi</w:t>
-      </w:r>
-      <w:proofErr w:type="spellEnd"/>
-      <w:r>
-        <w:rPr>
-          <w:b/>
-        </w:rPr>
-        <w:t xml:space="preserve"> / </w:t>
-      </w:r>
-      <w:proofErr w:type="spellStart"/>
-      <w:r>
-        <w:rPr>
-          <w:b/>
-        </w:rPr>
-        <w:t>eccezioni</w:t>
-      </w:r>
-      <w:proofErr w:type="spellEnd"/>
-      <w:r>
-        <w:rPr>
-          <w:b/>
-        </w:rPr>
-        <w:t>:</w:t>
+        <w:t>Flussi alternativi / eccezioni:</w:t>
       </w:r>
     </w:p>
     <w:p>
@@ -2035,23 +1826,7 @@
           <w:color w:val="1F4D78"/>
         </w:rPr>
         <w:lastRenderedPageBreak/>
-        <w:t xml:space="preserve">UC2 - </w:t>
-      </w:r>
-      <w:proofErr w:type="spellStart"/>
-      <w:r>
-        <w:rPr>
-          <w:rFonts w:ascii="Calibri" w:hAnsi="Calibri"/>
-          <w:color w:val="1F4D78"/>
-        </w:rPr>
-        <w:t>Registrarsi</w:t>
-      </w:r>
-      <w:proofErr w:type="spellEnd"/>
-      <w:r>
-        <w:rPr>
-          <w:rFonts w:ascii="Calibri" w:hAnsi="Calibri"/>
-          <w:color w:val="1F4D78"/>
-        </w:rPr>
-        <w:t xml:space="preserve"> come utente standard</w:t>
+        <w:t>UC2 - Registrarsi come utente standard</w:t>
       </w:r>
     </w:p>
     <w:tbl>
@@ -2197,19 +1972,139 @@
     </w:tbl>
     <w:p/>
     <w:p>
-      <w:proofErr w:type="spellStart"/>
       <w:r>
         <w:rPr>
           <w:b/>
         </w:rPr>
-        <w:t>Precondizioni</w:t>
-      </w:r>
-      <w:proofErr w:type="spellEnd"/>
+        <w:t>Precondizioni:</w:t>
+      </w:r>
+    </w:p>
+    <w:p>
+      <w:pPr>
+        <w:pStyle w:val="ListBullet"/>
+        <w:rPr>
+          <w:lang w:val="it-IT"/>
+        </w:rPr>
+      </w:pPr>
+      <w:r>
+        <w:rPr>
+          <w:lang w:val="it-IT"/>
+        </w:rPr>
+        <w:t>Il guest non e autenticato.</w:t>
+      </w:r>
+    </w:p>
+    <w:p>
+      <w:pPr>
+        <w:pStyle w:val="ListBullet"/>
+        <w:rPr>
+          <w:lang w:val="it-IT"/>
+        </w:rPr>
+      </w:pPr>
+      <w:r>
+        <w:rPr>
+          <w:lang w:val="it-IT"/>
+        </w:rPr>
+        <w:t>Email e username non risultano gia registrati.</w:t>
+      </w:r>
+    </w:p>
+    <w:p>
       <w:r>
         <w:rPr>
           <w:b/>
         </w:rPr>
-        <w:t>:</w:t>
+        <w:t>Scenario principale:</w:t>
+      </w:r>
+    </w:p>
+    <w:p>
+      <w:pPr>
+        <w:pStyle w:val="ListNumber"/>
+        <w:rPr>
+          <w:lang w:val="it-IT"/>
+        </w:rPr>
+      </w:pPr>
+      <w:r>
+        <w:rPr>
+          <w:lang w:val="it-IT"/>
+        </w:rPr>
+        <w:t>Il guest apre la pagina di registrazione utente.</w:t>
+      </w:r>
+    </w:p>
+    <w:p>
+      <w:pPr>
+        <w:pStyle w:val="ListNumber"/>
+        <w:rPr>
+          <w:lang w:val="it-IT"/>
+        </w:rPr>
+      </w:pPr>
+      <w:r>
+        <w:rPr>
+          <w:lang w:val="it-IT"/>
+        </w:rPr>
+        <w:t>Compila username, email, password, conferma password, nome e telefono.</w:t>
+      </w:r>
+    </w:p>
+    <w:p>
+      <w:pPr>
+        <w:pStyle w:val="ListNumber"/>
+        <w:rPr>
+          <w:lang w:val="it-IT"/>
+        </w:rPr>
+      </w:pPr>
+      <w:r>
+        <w:rPr>
+          <w:lang w:val="it-IT"/>
+        </w:rPr>
+        <w:t>Il sistema valida email, username, telefono e robustezza password.</w:t>
+      </w:r>
+    </w:p>
+    <w:p>
+      <w:pPr>
+        <w:pStyle w:val="ListNumber"/>
+        <w:rPr>
+          <w:lang w:val="it-IT"/>
+        </w:rPr>
+      </w:pPr>
+      <w:r>
+        <w:rPr>
+          <w:lang w:val="it-IT"/>
+        </w:rPr>
+        <w:t>Il sistema crea l'utente con email non verificata e genera un token valido 48 ore.</w:t>
+      </w:r>
+    </w:p>
+    <w:p>
+      <w:pPr>
+        <w:pStyle w:val="ListNumber"/>
+        <w:rPr>
+          <w:lang w:val="it-IT"/>
+        </w:rPr>
+      </w:pPr>
+      <w:r>
+        <w:rPr>
+          <w:lang w:val="it-IT"/>
+        </w:rPr>
+        <w:t>Il sistema invia email di verifica oppure salva il link in sessione se la modalita debug e attiva.</w:t>
+      </w:r>
+    </w:p>
+    <w:p>
+      <w:pPr>
+        <w:pStyle w:val="ListNumber"/>
+        <w:rPr>
+          <w:lang w:val="it-IT"/>
+        </w:rPr>
+      </w:pPr>
+      <w:r>
+        <w:rPr>
+          <w:lang w:val="it-IT"/>
+        </w:rPr>
+        <w:t>L'utente apre il link e il sistema conferma l'email.</w:t>
+      </w:r>
+    </w:p>
+    <w:p>
+      <w:r>
+        <w:rPr>
+          <w:b/>
+        </w:rPr>
+        <w:t>Postcondizioni:</w:t>
       </w:r>
     </w:p>
     <w:p>
@@ -2223,7 +2118,7 @@
         <w:rPr>
           <w:lang w:val="it-IT"/>
         </w:rPr>
-        <w:t>Il guest non e autenticato.</w:t>
+        <w:t>L'utente e registrato nel database.</w:t>
       </w:r>
     </w:p>
     <w:p>
@@ -2237,7 +2132,7 @@
         <w:rPr>
           <w:lang w:val="it-IT"/>
         </w:rPr>
-        <w:t>Email e username non risultano gia registrati.</w:t>
+        <w:t>Dopo verifica email puo effettuare il login.</w:t>
       </w:r>
     </w:p>
     <w:p>
@@ -2245,193 +2140,7 @@
         <w:rPr>
           <w:b/>
         </w:rPr>
-        <w:t xml:space="preserve">Scenario </w:t>
-      </w:r>
-      <w:proofErr w:type="spellStart"/>
-      <w:r>
-        <w:rPr>
-          <w:b/>
-        </w:rPr>
-        <w:t>principale</w:t>
-      </w:r>
-      <w:proofErr w:type="spellEnd"/>
-      <w:r>
-        <w:rPr>
-          <w:b/>
-        </w:rPr>
-        <w:t>:</w:t>
-      </w:r>
-    </w:p>
-    <w:p>
-      <w:pPr>
-        <w:pStyle w:val="ListNumber"/>
-        <w:rPr>
-          <w:lang w:val="it-IT"/>
-        </w:rPr>
-      </w:pPr>
-      <w:r>
-        <w:rPr>
-          <w:lang w:val="it-IT"/>
-        </w:rPr>
-        <w:t>Il guest apre la pagina di registrazione utente.</w:t>
-      </w:r>
-    </w:p>
-    <w:p>
-      <w:pPr>
-        <w:pStyle w:val="ListNumber"/>
-        <w:rPr>
-          <w:lang w:val="it-IT"/>
-        </w:rPr>
-      </w:pPr>
-      <w:r>
-        <w:rPr>
-          <w:lang w:val="it-IT"/>
-        </w:rPr>
-        <w:t>Compila username, email, password, conferma password, nome e telefono.</w:t>
-      </w:r>
-    </w:p>
-    <w:p>
-      <w:pPr>
-        <w:pStyle w:val="ListNumber"/>
-        <w:rPr>
-          <w:lang w:val="it-IT"/>
-        </w:rPr>
-      </w:pPr>
-      <w:r>
-        <w:rPr>
-          <w:lang w:val="it-IT"/>
-        </w:rPr>
-        <w:t>Il sistema valida email, username, telefono e robustezza password.</w:t>
-      </w:r>
-    </w:p>
-    <w:p>
-      <w:pPr>
-        <w:pStyle w:val="ListNumber"/>
-        <w:rPr>
-          <w:lang w:val="it-IT"/>
-        </w:rPr>
-      </w:pPr>
-      <w:r>
-        <w:rPr>
-          <w:lang w:val="it-IT"/>
-        </w:rPr>
-        <w:t>Il sistema crea l'utente con email non verificata e genera un token valido 48 ore.</w:t>
-      </w:r>
-    </w:p>
-    <w:p>
-      <w:pPr>
-        <w:pStyle w:val="ListNumber"/>
-        <w:rPr>
-          <w:lang w:val="it-IT"/>
-        </w:rPr>
-      </w:pPr>
-      <w:r>
-        <w:rPr>
-          <w:lang w:val="it-IT"/>
-        </w:rPr>
-        <w:t>Il sistema invia email di verifica oppure salva il link in sessione se la modalita debug e attiva.</w:t>
-      </w:r>
-    </w:p>
-    <w:p>
-      <w:pPr>
-        <w:pStyle w:val="ListNumber"/>
-        <w:rPr>
-          <w:lang w:val="it-IT"/>
-        </w:rPr>
-      </w:pPr>
-      <w:r>
-        <w:rPr>
-          <w:lang w:val="it-IT"/>
-        </w:rPr>
-        <w:t>L'utente apre il link e il sistema conferma l'email.</w:t>
-      </w:r>
-    </w:p>
-    <w:p>
-      <w:proofErr w:type="spellStart"/>
-      <w:r>
-        <w:rPr>
-          <w:b/>
-        </w:rPr>
-        <w:t>Postcondizioni</w:t>
-      </w:r>
-      <w:proofErr w:type="spellEnd"/>
-      <w:r>
-        <w:rPr>
-          <w:b/>
-        </w:rPr>
-        <w:t>:</w:t>
-      </w:r>
-    </w:p>
-    <w:p>
-      <w:pPr>
-        <w:pStyle w:val="ListBullet"/>
-        <w:rPr>
-          <w:lang w:val="it-IT"/>
-        </w:rPr>
-      </w:pPr>
-      <w:r>
-        <w:rPr>
-          <w:lang w:val="it-IT"/>
-        </w:rPr>
-        <w:t>L'utente e registrato nel database.</w:t>
-      </w:r>
-    </w:p>
-    <w:p>
-      <w:pPr>
-        <w:pStyle w:val="ListBullet"/>
-        <w:rPr>
-          <w:lang w:val="it-IT"/>
-        </w:rPr>
-      </w:pPr>
-      <w:r>
-        <w:rPr>
-          <w:lang w:val="it-IT"/>
-        </w:rPr>
-        <w:t>Dopo verifica email puo effettuare il login.</w:t>
-      </w:r>
-    </w:p>
-    <w:p>
-      <w:proofErr w:type="spellStart"/>
-      <w:r>
-        <w:rPr>
-          <w:b/>
-        </w:rPr>
-        <w:t>Flussi</w:t>
-      </w:r>
-      <w:proofErr w:type="spellEnd"/>
-      <w:r>
-        <w:rPr>
-          <w:b/>
-        </w:rPr>
-        <w:t xml:space="preserve"> </w:t>
-      </w:r>
-      <w:proofErr w:type="spellStart"/>
-      <w:r>
-        <w:rPr>
-          <w:b/>
-        </w:rPr>
-        <w:t>alternativi</w:t>
-      </w:r>
-      <w:proofErr w:type="spellEnd"/>
-      <w:r>
-        <w:rPr>
-          <w:b/>
-        </w:rPr>
-        <w:t xml:space="preserve"> / </w:t>
-      </w:r>
-      <w:proofErr w:type="spellStart"/>
-      <w:r>
-        <w:rPr>
-          <w:b/>
-        </w:rPr>
-        <w:t>eccezioni</w:t>
-      </w:r>
-      <w:proofErr w:type="spellEnd"/>
-      <w:r>
-        <w:rPr>
-          <w:b/>
-        </w:rPr>
-        <w:t>:</w:t>
+        <w:t>Flussi alternativi / eccezioni:</w:t>
       </w:r>
     </w:p>
     <w:p>
@@ -2635,27 +2344,150 @@
     </w:tbl>
     <w:p/>
     <w:p>
-      <w:proofErr w:type="spellStart"/>
       <w:r>
         <w:rPr>
           <w:b/>
         </w:rPr>
-        <w:t>Precondizioni</w:t>
-      </w:r>
-      <w:proofErr w:type="spellEnd"/>
+        <w:t>Precondizioni:</w:t>
+      </w:r>
+    </w:p>
+    <w:p>
+      <w:pPr>
+        <w:pStyle w:val="ListBullet"/>
+      </w:pPr>
+      <w:r>
+        <w:t>L'account esiste.</w:t>
+      </w:r>
+    </w:p>
+    <w:p>
+      <w:pPr>
+        <w:pStyle w:val="ListBullet"/>
+        <w:rPr>
+          <w:lang w:val="it-IT"/>
+        </w:rPr>
+      </w:pPr>
+      <w:r>
+        <w:rPr>
+          <w:lang w:val="it-IT"/>
+        </w:rPr>
+        <w:t>Per gli utenti registrati l'email e verificata.</w:t>
+      </w:r>
+    </w:p>
+    <w:p>
+      <w:pPr>
+        <w:pStyle w:val="ListBullet"/>
+      </w:pPr>
+      <w:r>
+        <w:t>L'account non e bannato.</w:t>
+      </w:r>
+    </w:p>
+    <w:p>
       <w:r>
         <w:rPr>
           <w:b/>
         </w:rPr>
-        <w:t>:</w:t>
+        <w:t>Scenario principale:</w:t>
+      </w:r>
+    </w:p>
+    <w:p>
+      <w:pPr>
+        <w:pStyle w:val="ListNumber"/>
+        <w:rPr>
+          <w:lang w:val="it-IT"/>
+        </w:rPr>
+      </w:pPr>
+      <w:r>
+        <w:rPr>
+          <w:lang w:val="it-IT"/>
+        </w:rPr>
+        <w:t>L'attore apre la pagina di login.</w:t>
+      </w:r>
+    </w:p>
+    <w:p>
+      <w:pPr>
+        <w:pStyle w:val="ListNumber"/>
+      </w:pPr>
+      <w:r>
+        <w:lastRenderedPageBreak/>
+        <w:t>Inserisce email e password.</w:t>
+      </w:r>
+    </w:p>
+    <w:p>
+      <w:pPr>
+        <w:pStyle w:val="ListNumber"/>
+        <w:rPr>
+          <w:lang w:val="it-IT"/>
+        </w:rPr>
+      </w:pPr>
+      <w:r>
+        <w:rPr>
+          <w:lang w:val="it-IT"/>
+        </w:rPr>
+        <w:t>Il sistema controlla prima la tabella admin, poi gli utenti registrati.</w:t>
+      </w:r>
+    </w:p>
+    <w:p>
+      <w:pPr>
+        <w:pStyle w:val="ListNumber"/>
+        <w:rPr>
+          <w:lang w:val="it-IT"/>
+        </w:rPr>
+      </w:pPr>
+      <w:r>
+        <w:rPr>
+          <w:lang w:val="it-IT"/>
+        </w:rPr>
+        <w:t>Il sistema verifica password e stato account.</w:t>
+      </w:r>
+    </w:p>
+    <w:p>
+      <w:pPr>
+        <w:pStyle w:val="ListNumber"/>
+        <w:rPr>
+          <w:lang w:val="it-IT"/>
+        </w:rPr>
+      </w:pPr>
+      <w:r>
+        <w:rPr>
+          <w:lang w:val="it-IT"/>
+        </w:rPr>
+        <w:t>Il sistema crea la sessione con ruolo, id utente, username e dati utili al layout.</w:t>
+      </w:r>
+    </w:p>
+    <w:p>
+      <w:pPr>
+        <w:pStyle w:val="ListNumber"/>
+        <w:rPr>
+          <w:lang w:val="it-IT"/>
+        </w:rPr>
+      </w:pPr>
+      <w:r>
+        <w:rPr>
+          <w:lang w:val="it-IT"/>
+        </w:rPr>
+        <w:t>L'attore puo terminare la sessione con logout.</w:t>
+      </w:r>
+    </w:p>
+    <w:p>
+      <w:r>
+        <w:rPr>
+          <w:b/>
+        </w:rPr>
+        <w:t>Postcondizioni:</w:t>
       </w:r>
     </w:p>
     <w:p>
       <w:pPr>
         <w:pStyle w:val="ListBullet"/>
-      </w:pPr>
-      <w:r>
-        <w:t>L'account esiste.</w:t>
+        <w:rPr>
+          <w:lang w:val="it-IT"/>
+        </w:rPr>
+      </w:pPr>
+      <w:r>
+        <w:rPr>
+          <w:lang w:val="it-IT"/>
+        </w:rPr>
+        <w:t>La sessione e attiva dopo login.</w:t>
       </w:r>
     </w:p>
     <w:p>
@@ -2669,150 +2501,29 @@
         <w:rPr>
           <w:lang w:val="it-IT"/>
         </w:rPr>
-        <w:t>Per gli utenti registrati l'email e verificata.</w:t>
+        <w:t>Dopo logout la sessione viene distrutta e l'utente torna alla home.</w:t>
+      </w:r>
+    </w:p>
+    <w:p>
+      <w:r>
+        <w:rPr>
+          <w:b/>
+        </w:rPr>
+        <w:t>Flussi alternativi / eccezioni:</w:t>
       </w:r>
     </w:p>
     <w:p>
       <w:pPr>
         <w:pStyle w:val="ListBullet"/>
-      </w:pPr>
-      <w:proofErr w:type="spellStart"/>
-      <w:r>
-        <w:t>L'account</w:t>
-      </w:r>
-      <w:proofErr w:type="spellEnd"/>
-      <w:r>
-        <w:t xml:space="preserve"> non e </w:t>
-      </w:r>
-      <w:proofErr w:type="spellStart"/>
-      <w:r>
-        <w:t>bannato</w:t>
-      </w:r>
-      <w:proofErr w:type="spellEnd"/>
-      <w:r>
-        <w:t>.</w:t>
-      </w:r>
-    </w:p>
-    <w:p>
-      <w:r>
-        <w:rPr>
-          <w:b/>
-        </w:rPr>
-        <w:t xml:space="preserve">Scenario </w:t>
-      </w:r>
-      <w:proofErr w:type="spellStart"/>
-      <w:r>
-        <w:rPr>
-          <w:b/>
-        </w:rPr>
-        <w:t>principale</w:t>
-      </w:r>
-      <w:proofErr w:type="spellEnd"/>
-      <w:r>
-        <w:rPr>
-          <w:b/>
-        </w:rPr>
-        <w:t>:</w:t>
-      </w:r>
-    </w:p>
-    <w:p>
-      <w:pPr>
-        <w:pStyle w:val="ListNumber"/>
-        <w:rPr>
-          <w:lang w:val="it-IT"/>
-        </w:rPr>
-      </w:pPr>
-      <w:r>
-        <w:rPr>
-          <w:lang w:val="it-IT"/>
-        </w:rPr>
-        <w:t>L'attore apre la pagina di login.</w:t>
-      </w:r>
-    </w:p>
-    <w:p>
-      <w:pPr>
-        <w:pStyle w:val="ListNumber"/>
-      </w:pPr>
-      <w:proofErr w:type="spellStart"/>
-      <w:r>
-        <w:lastRenderedPageBreak/>
-        <w:t>Inserisce</w:t>
-      </w:r>
-      <w:proofErr w:type="spellEnd"/>
-      <w:r>
-        <w:t xml:space="preserve"> email e password.</w:t>
-      </w:r>
-    </w:p>
-    <w:p>
-      <w:pPr>
-        <w:pStyle w:val="ListNumber"/>
-        <w:rPr>
-          <w:lang w:val="it-IT"/>
-        </w:rPr>
-      </w:pPr>
-      <w:r>
-        <w:rPr>
-          <w:lang w:val="it-IT"/>
-        </w:rPr>
-        <w:t>Il sistema controlla prima la tabella admin, poi gli utenti registrati.</w:t>
-      </w:r>
-    </w:p>
-    <w:p>
-      <w:pPr>
-        <w:pStyle w:val="ListNumber"/>
-        <w:rPr>
-          <w:lang w:val="it-IT"/>
-        </w:rPr>
-      </w:pPr>
-      <w:r>
-        <w:rPr>
-          <w:lang w:val="it-IT"/>
-        </w:rPr>
-        <w:t>Il sistema verifica password e stato account.</w:t>
-      </w:r>
-    </w:p>
-    <w:p>
-      <w:pPr>
-        <w:pStyle w:val="ListNumber"/>
-        <w:rPr>
-          <w:lang w:val="it-IT"/>
-        </w:rPr>
-      </w:pPr>
-      <w:r>
-        <w:rPr>
-          <w:lang w:val="it-IT"/>
-        </w:rPr>
-        <w:t>Il sistema crea la sessione con ruolo, id utente, username e dati utili al layout.</w:t>
-      </w:r>
-    </w:p>
-    <w:p>
-      <w:pPr>
-        <w:pStyle w:val="ListNumber"/>
-        <w:rPr>
-          <w:lang w:val="it-IT"/>
-        </w:rPr>
-      </w:pPr>
-      <w:r>
-        <w:rPr>
-          <w:lang w:val="it-IT"/>
-        </w:rPr>
-        <w:t>L'attore puo terminare la sessione con logout.</w:t>
-      </w:r>
-    </w:p>
-    <w:p>
-      <w:proofErr w:type="spellStart"/>
-      <w:r>
-        <w:rPr>
-          <w:b/>
-        </w:rPr>
-        <w:t>Postcondizioni</w:t>
-      </w:r>
-      <w:proofErr w:type="spellEnd"/>
-      <w:r>
-        <w:rPr>
-          <w:b/>
-        </w:rPr>
-        <w:t>:</w:t>
+        <w:rPr>
+          <w:lang w:val="it-IT"/>
+        </w:rPr>
+      </w:pPr>
+      <w:r>
+        <w:rPr>
+          <w:lang w:val="it-IT"/>
+        </w:rPr>
+        <w:t>Credenziali non valide: messaggio generico.</w:t>
       </w:r>
     </w:p>
     <w:p>
@@ -2826,7 +2537,7 @@
         <w:rPr>
           <w:lang w:val="it-IT"/>
         </w:rPr>
-        <w:t>La sessione e attiva dopo login.</w:t>
+        <w:t>Account bannato: messaggio di blocco.</w:t>
       </w:r>
     </w:p>
     <w:p>
@@ -2840,51 +2551,7 @@
         <w:rPr>
           <w:lang w:val="it-IT"/>
         </w:rPr>
-        <w:t>Dopo logout la sessione viene distrutta e l'utente torna alla home.</w:t>
-      </w:r>
-    </w:p>
-    <w:p>
-      <w:proofErr w:type="spellStart"/>
-      <w:r>
-        <w:rPr>
-          <w:b/>
-        </w:rPr>
-        <w:t>Flussi</w:t>
-      </w:r>
-      <w:proofErr w:type="spellEnd"/>
-      <w:r>
-        <w:rPr>
-          <w:b/>
-        </w:rPr>
-        <w:t xml:space="preserve"> </w:t>
-      </w:r>
-      <w:proofErr w:type="spellStart"/>
-      <w:r>
-        <w:rPr>
-          <w:b/>
-        </w:rPr>
-        <w:t>alternativi</w:t>
-      </w:r>
-      <w:proofErr w:type="spellEnd"/>
-      <w:r>
-        <w:rPr>
-          <w:b/>
-        </w:rPr>
-        <w:t xml:space="preserve"> / </w:t>
-      </w:r>
-      <w:proofErr w:type="spellStart"/>
-      <w:r>
-        <w:rPr>
-          <w:b/>
-        </w:rPr>
-        <w:t>eccezioni</w:t>
-      </w:r>
-      <w:proofErr w:type="spellEnd"/>
-      <w:r>
-        <w:rPr>
-          <w:b/>
-        </w:rPr>
-        <w:t>:</w:t>
+        <w:t>Email non verificata: messaggio dedicato con possibilita di reinvio.</w:t>
       </w:r>
     </w:p>
     <w:p>
@@ -2898,35 +2565,7 @@
         <w:rPr>
           <w:lang w:val="it-IT"/>
         </w:rPr>
-        <w:t>Credenziali non valide: messaggio generico.</w:t>
-      </w:r>
-    </w:p>
-    <w:p>
-      <w:pPr>
-        <w:pStyle w:val="ListBullet"/>
-        <w:rPr>
-          <w:lang w:val="it-IT"/>
-        </w:rPr>
-      </w:pPr>
-      <w:r>
-        <w:rPr>
-          <w:lang w:val="it-IT"/>
-        </w:rPr>
-        <w:t>Account bannato: messaggio di blocco.</w:t>
-      </w:r>
-    </w:p>
-    <w:p>
-      <w:pPr>
-        <w:pStyle w:val="ListBullet"/>
-        <w:rPr>
-          <w:lang w:val="it-IT"/>
-        </w:rPr>
-      </w:pPr>
-      <w:r>
-        <w:rPr>
-          <w:lang w:val="it-IT"/>
-        </w:rPr>
-        <w:t>Email non verificata: messaggio dedicato con possibilita di reinvio.</w:t>
+        <w:t>Sessione scaduta per inattivita (oltre 30 minuti senza attivita): il sistema invalida la sessione, reindirizza al login e mostra un messaggio dedicato.</w:t>
       </w:r>
     </w:p>
     <w:p>
@@ -2938,23 +2577,7 @@
           <w:rFonts w:ascii="Calibri" w:hAnsi="Calibri"/>
           <w:color w:val="1F4D78"/>
         </w:rPr>
-        <w:t xml:space="preserve">UC4 - </w:t>
-      </w:r>
-      <w:proofErr w:type="spellStart"/>
-      <w:r>
-        <w:rPr>
-          <w:rFonts w:ascii="Calibri" w:hAnsi="Calibri"/>
-          <w:color w:val="1F4D78"/>
-        </w:rPr>
-        <w:t>Recuperare</w:t>
-      </w:r>
-      <w:proofErr w:type="spellEnd"/>
-      <w:r>
-        <w:rPr>
-          <w:rFonts w:ascii="Calibri" w:hAnsi="Calibri"/>
-          <w:color w:val="1F4D78"/>
-        </w:rPr>
-        <w:t xml:space="preserve"> o reimpostare password</w:t>
+        <w:t>UC4 - Recuperare o reimpostare password</w:t>
       </w:r>
     </w:p>
     <w:tbl>
@@ -3100,19 +2723,127 @@
     </w:tbl>
     <w:p/>
     <w:p>
-      <w:proofErr w:type="spellStart"/>
       <w:r>
         <w:rPr>
           <w:b/>
         </w:rPr>
-        <w:t>Precondizioni</w:t>
-      </w:r>
-      <w:proofErr w:type="spellEnd"/>
+        <w:t>Precondizioni:</w:t>
+      </w:r>
+    </w:p>
+    <w:p>
+      <w:pPr>
+        <w:pStyle w:val="ListBullet"/>
+      </w:pPr>
+      <w:r>
+        <w:t>L'utente non e autenticato.</w:t>
+      </w:r>
+    </w:p>
+    <w:p>
+      <w:pPr>
+        <w:pStyle w:val="ListBullet"/>
+        <w:rPr>
+          <w:lang w:val="it-IT"/>
+        </w:rPr>
+      </w:pPr>
+      <w:r>
+        <w:rPr>
+          <w:lang w:val="it-IT"/>
+        </w:rPr>
+        <w:t>L'email appartiene a un utente registrato.</w:t>
+      </w:r>
+    </w:p>
+    <w:p>
       <w:r>
         <w:rPr>
           <w:b/>
         </w:rPr>
-        <w:t>:</w:t>
+        <w:t>Scenario principale:</w:t>
+      </w:r>
+    </w:p>
+    <w:p>
+      <w:pPr>
+        <w:pStyle w:val="ListNumber"/>
+        <w:rPr>
+          <w:lang w:val="it-IT"/>
+        </w:rPr>
+      </w:pPr>
+      <w:r>
+        <w:rPr>
+          <w:lang w:val="it-IT"/>
+        </w:rPr>
+        <w:t>L'utente apre la pagina recupero password.</w:t>
+      </w:r>
+    </w:p>
+    <w:p>
+      <w:pPr>
+        <w:pStyle w:val="ListNumber"/>
+      </w:pPr>
+      <w:r>
+        <w:t>Inserisce l'email.</w:t>
+      </w:r>
+    </w:p>
+    <w:p>
+      <w:pPr>
+        <w:pStyle w:val="ListNumber"/>
+        <w:rPr>
+          <w:lang w:val="it-IT"/>
+        </w:rPr>
+      </w:pPr>
+      <w:r>
+        <w:rPr>
+          <w:lang w:val="it-IT"/>
+        </w:rPr>
+        <w:t>Il sistema genera un token monouso valido 48 ore e invalida reset precedenti.</w:t>
+      </w:r>
+    </w:p>
+    <w:p>
+      <w:pPr>
+        <w:pStyle w:val="ListNumber"/>
+        <w:rPr>
+          <w:lang w:val="it-IT"/>
+        </w:rPr>
+      </w:pPr>
+      <w:r>
+        <w:rPr>
+          <w:lang w:val="it-IT"/>
+        </w:rPr>
+        <w:t>Il sistema invia o mostra in debug il link di reset.</w:t>
+      </w:r>
+    </w:p>
+    <w:p>
+      <w:pPr>
+        <w:pStyle w:val="ListNumber"/>
+        <w:rPr>
+          <w:lang w:val="it-IT"/>
+        </w:rPr>
+      </w:pPr>
+      <w:r>
+        <w:rPr>
+          <w:lang w:val="it-IT"/>
+        </w:rPr>
+        <w:t>L'utente apre il link e inserisce nuova password e conferma.</w:t>
+      </w:r>
+    </w:p>
+    <w:p>
+      <w:pPr>
+        <w:pStyle w:val="ListNumber"/>
+        <w:rPr>
+          <w:lang w:val="it-IT"/>
+        </w:rPr>
+      </w:pPr>
+      <w:r>
+        <w:rPr>
+          <w:lang w:val="it-IT"/>
+        </w:rPr>
+        <w:t>Il sistema aggiorna l'hash password e marca il token come usato.</w:t>
+      </w:r>
+    </w:p>
+    <w:p>
+      <w:r>
+        <w:rPr>
+          <w:b/>
+        </w:rPr>
+        <w:t>Postcondizioni:</w:t>
       </w:r>
     </w:p>
     <w:p>
@@ -3120,7 +2851,7 @@
         <w:pStyle w:val="ListBullet"/>
       </w:pPr>
       <w:r>
-        <w:t>L'utente non e autenticato.</w:t>
+        <w:t>La password e aggiornata.</w:t>
       </w:r>
     </w:p>
     <w:p>
@@ -3134,7 +2865,7 @@
         <w:rPr>
           <w:lang w:val="it-IT"/>
         </w:rPr>
-        <w:t>L'email appartiene a un utente registrato.</w:t>
+        <w:t>Il token non puo essere riutilizzato.</w:t>
       </w:r>
     </w:p>
     <w:p>
@@ -3142,194 +2873,7 @@
         <w:rPr>
           <w:b/>
         </w:rPr>
-        <w:t xml:space="preserve">Scenario </w:t>
-      </w:r>
-      <w:proofErr w:type="spellStart"/>
-      <w:r>
-        <w:rPr>
-          <w:b/>
-        </w:rPr>
-        <w:t>principale</w:t>
-      </w:r>
-      <w:proofErr w:type="spellEnd"/>
-      <w:r>
-        <w:rPr>
-          <w:b/>
-        </w:rPr>
-        <w:t>:</w:t>
-      </w:r>
-    </w:p>
-    <w:p>
-      <w:pPr>
-        <w:pStyle w:val="ListNumber"/>
-        <w:rPr>
-          <w:lang w:val="it-IT"/>
-        </w:rPr>
-      </w:pPr>
-      <w:r>
-        <w:rPr>
-          <w:lang w:val="it-IT"/>
-        </w:rPr>
-        <w:t>L'utente apre la pagina recupero password.</w:t>
-      </w:r>
-    </w:p>
-    <w:p>
-      <w:pPr>
-        <w:pStyle w:val="ListNumber"/>
-      </w:pPr>
-      <w:proofErr w:type="spellStart"/>
-      <w:r>
-        <w:t>Inserisce</w:t>
-      </w:r>
-      <w:proofErr w:type="spellEnd"/>
-      <w:r>
-        <w:t xml:space="preserve"> </w:t>
-      </w:r>
-      <w:proofErr w:type="spellStart"/>
-      <w:r>
-        <w:t>l'email</w:t>
-      </w:r>
-      <w:proofErr w:type="spellEnd"/>
-      <w:r>
-        <w:t>.</w:t>
-      </w:r>
-    </w:p>
-    <w:p>
-      <w:pPr>
-        <w:pStyle w:val="ListNumber"/>
-        <w:rPr>
-          <w:lang w:val="it-IT"/>
-        </w:rPr>
-      </w:pPr>
-      <w:r>
-        <w:rPr>
-          <w:lang w:val="it-IT"/>
-        </w:rPr>
-        <w:t>Il sistema genera un token monouso valido 48 ore e invalida reset precedenti.</w:t>
-      </w:r>
-    </w:p>
-    <w:p>
-      <w:pPr>
-        <w:pStyle w:val="ListNumber"/>
-        <w:rPr>
-          <w:lang w:val="it-IT"/>
-        </w:rPr>
-      </w:pPr>
-      <w:r>
-        <w:rPr>
-          <w:lang w:val="it-IT"/>
-        </w:rPr>
-        <w:t>Il sistema invia o mostra in debug il link di reset.</w:t>
-      </w:r>
-    </w:p>
-    <w:p>
-      <w:pPr>
-        <w:pStyle w:val="ListNumber"/>
-        <w:rPr>
-          <w:lang w:val="it-IT"/>
-        </w:rPr>
-      </w:pPr>
-      <w:r>
-        <w:rPr>
-          <w:lang w:val="it-IT"/>
-        </w:rPr>
-        <w:t>L'utente apre il link e inserisce nuova password e conferma.</w:t>
-      </w:r>
-    </w:p>
-    <w:p>
-      <w:pPr>
-        <w:pStyle w:val="ListNumber"/>
-        <w:rPr>
-          <w:lang w:val="it-IT"/>
-        </w:rPr>
-      </w:pPr>
-      <w:r>
-        <w:rPr>
-          <w:lang w:val="it-IT"/>
-        </w:rPr>
-        <w:t>Il sistema aggiorna l'hash password e marca il token come usato.</w:t>
-      </w:r>
-    </w:p>
-    <w:p>
-      <w:proofErr w:type="spellStart"/>
-      <w:r>
-        <w:rPr>
-          <w:b/>
-        </w:rPr>
-        <w:t>Postcondizioni</w:t>
-      </w:r>
-      <w:proofErr w:type="spellEnd"/>
-      <w:r>
-        <w:rPr>
-          <w:b/>
-        </w:rPr>
-        <w:t>:</w:t>
-      </w:r>
-    </w:p>
-    <w:p>
-      <w:pPr>
-        <w:pStyle w:val="ListBullet"/>
-      </w:pPr>
-      <w:r>
-        <w:t>La password e aggiornata.</w:t>
-      </w:r>
-    </w:p>
-    <w:p>
-      <w:pPr>
-        <w:pStyle w:val="ListBullet"/>
-        <w:rPr>
-          <w:lang w:val="it-IT"/>
-        </w:rPr>
-      </w:pPr>
-      <w:r>
-        <w:rPr>
-          <w:lang w:val="it-IT"/>
-        </w:rPr>
-        <w:t>Il token non puo essere riutilizzato.</w:t>
-      </w:r>
-    </w:p>
-    <w:p>
-      <w:proofErr w:type="spellStart"/>
-      <w:r>
-        <w:rPr>
-          <w:b/>
-        </w:rPr>
-        <w:t>Flussi</w:t>
-      </w:r>
-      <w:proofErr w:type="spellEnd"/>
-      <w:r>
-        <w:rPr>
-          <w:b/>
-        </w:rPr>
-        <w:t xml:space="preserve"> </w:t>
-      </w:r>
-      <w:proofErr w:type="spellStart"/>
-      <w:r>
-        <w:rPr>
-          <w:b/>
-        </w:rPr>
-        <w:t>alternativi</w:t>
-      </w:r>
-      <w:proofErr w:type="spellEnd"/>
-      <w:r>
-        <w:rPr>
-          <w:b/>
-        </w:rPr>
-        <w:t xml:space="preserve"> / </w:t>
-      </w:r>
-      <w:proofErr w:type="spellStart"/>
-      <w:r>
-        <w:rPr>
-          <w:b/>
-        </w:rPr>
-        <w:t>eccezioni</w:t>
-      </w:r>
-      <w:proofErr w:type="spellEnd"/>
-      <w:r>
-        <w:rPr>
-          <w:b/>
-        </w:rPr>
-        <w:t>:</w:t>
+        <w:t>Flussi alternativi / eccezioni:</w:t>
       </w:r>
     </w:p>
     <w:p>
@@ -3383,39 +2927,7 @@
           <w:color w:val="1F4D78"/>
         </w:rPr>
         <w:lastRenderedPageBreak/>
-        <w:t xml:space="preserve">UC5 - </w:t>
-      </w:r>
-      <w:proofErr w:type="spellStart"/>
-      <w:r>
-        <w:rPr>
-          <w:rFonts w:ascii="Calibri" w:hAnsi="Calibri"/>
-          <w:color w:val="1F4D78"/>
-        </w:rPr>
-        <w:t>Gestire</w:t>
-      </w:r>
-      <w:proofErr w:type="spellEnd"/>
-      <w:r>
-        <w:rPr>
-          <w:rFonts w:ascii="Calibri" w:hAnsi="Calibri"/>
-          <w:color w:val="1F4D78"/>
-        </w:rPr>
-        <w:t xml:space="preserve"> </w:t>
-      </w:r>
-      <w:proofErr w:type="spellStart"/>
-      <w:r>
-        <w:rPr>
-          <w:rFonts w:ascii="Calibri" w:hAnsi="Calibri"/>
-          <w:color w:val="1F4D78"/>
-        </w:rPr>
-        <w:t>profilo</w:t>
-      </w:r>
-      <w:proofErr w:type="spellEnd"/>
-      <w:r>
-        <w:rPr>
-          <w:rFonts w:ascii="Calibri" w:hAnsi="Calibri"/>
-          <w:color w:val="1F4D78"/>
-        </w:rPr>
-        <w:t xml:space="preserve"> e indirizzi</w:t>
+        <w:t>UC5 - Gestire profilo e indirizzi</w:t>
       </w:r>
     </w:p>
     <w:tbl>
@@ -3573,27 +3085,133 @@
       </w:pPr>
     </w:p>
     <w:p>
-      <w:proofErr w:type="spellStart"/>
       <w:r>
         <w:rPr>
           <w:b/>
         </w:rPr>
-        <w:t>Precondizioni</w:t>
-      </w:r>
-      <w:proofErr w:type="spellEnd"/>
+        <w:t>Precondizioni:</w:t>
+      </w:r>
+    </w:p>
+    <w:p>
+      <w:pPr>
+        <w:pStyle w:val="ListBullet"/>
+      </w:pPr>
+      <w:r>
+        <w:t>L'utente standard e autenticato.</w:t>
+      </w:r>
+    </w:p>
+    <w:p>
+      <w:pPr>
+        <w:pStyle w:val="ListBullet"/>
+        <w:rPr>
+          <w:lang w:val="it-IT"/>
+        </w:rPr>
+      </w:pPr>
+      <w:r>
+        <w:rPr>
+          <w:lang w:val="it-IT"/>
+        </w:rPr>
+        <w:t>L'utente non e amministratore e non e account business per gli indirizzi di spedizione.</w:t>
+      </w:r>
+    </w:p>
+    <w:p>
       <w:r>
         <w:rPr>
           <w:b/>
         </w:rPr>
-        <w:t>:</w:t>
+        <w:t>Scenario principale:</w:t>
+      </w:r>
+    </w:p>
+    <w:p>
+      <w:pPr>
+        <w:pStyle w:val="ListNumber"/>
+        <w:rPr>
+          <w:lang w:val="it-IT"/>
+        </w:rPr>
+      </w:pPr>
+      <w:r>
+        <w:rPr>
+          <w:lang w:val="it-IT"/>
+        </w:rPr>
+        <w:t>L'utente apre il proprio profilo.</w:t>
+      </w:r>
+    </w:p>
+    <w:p>
+      <w:pPr>
+        <w:pStyle w:val="ListNumber"/>
+        <w:rPr>
+          <w:lang w:val="it-IT"/>
+        </w:rPr>
+      </w:pPr>
+      <w:r>
+        <w:rPr>
+          <w:lang w:val="it-IT"/>
+        </w:rPr>
+        <w:t>Il sistema mostra dati anagrafici, foto profilo, indirizzi, annunci e cronologia pagamenti.</w:t>
+      </w:r>
+    </w:p>
+    <w:p>
+      <w:pPr>
+        <w:pStyle w:val="ListNumber"/>
+        <w:rPr>
+          <w:lang w:val="it-IT"/>
+        </w:rPr>
+      </w:pPr>
+      <w:r>
+        <w:rPr>
+          <w:lang w:val="it-IT"/>
+        </w:rPr>
+        <w:t>L'utente aggiorna nome e telefono.</w:t>
+      </w:r>
+    </w:p>
+    <w:p>
+      <w:pPr>
+        <w:pStyle w:val="ListNumber"/>
+        <w:rPr>
+          <w:lang w:val="it-IT"/>
+        </w:rPr>
+      </w:pPr>
+      <w:r>
+        <w:rPr>
+          <w:lang w:val="it-IT"/>
+        </w:rPr>
+        <w:t>L'utente puo caricare una foto profilo JPG, PNG o WEBP fino a 3 MB.</w:t>
+      </w:r>
+    </w:p>
+    <w:p>
+      <w:pPr>
+        <w:pStyle w:val="ListNumber"/>
+        <w:rPr>
+          <w:lang w:val="it-IT"/>
+        </w:rPr>
+      </w:pPr>
+      <w:r>
+        <w:rPr>
+          <w:lang w:val="it-IT"/>
+        </w:rPr>
+        <w:t>L'utente puo creare, modificare, eliminare e impostare come predefinito un indirizzo di spedizione.</w:t>
+      </w:r>
+    </w:p>
+    <w:p>
+      <w:r>
+        <w:rPr>
+          <w:b/>
+        </w:rPr>
+        <w:t>Postcondizioni:</w:t>
       </w:r>
     </w:p>
     <w:p>
       <w:pPr>
         <w:pStyle w:val="ListBullet"/>
-      </w:pPr>
-      <w:r>
-        <w:t>L'utente standard e autenticato.</w:t>
+        <w:rPr>
+          <w:lang w:val="it-IT"/>
+        </w:rPr>
+      </w:pPr>
+      <w:r>
+        <w:rPr>
+          <w:lang w:val="it-IT"/>
+        </w:rPr>
+        <w:t>Profilo e indirizzi sono aggiornati nel database.</w:t>
       </w:r>
     </w:p>
     <w:p>
@@ -3607,7 +3225,7 @@
         <w:rPr>
           <w:lang w:val="it-IT"/>
         </w:rPr>
-        <w:t>L'utente non e amministratore e non e account business per gli indirizzi di spedizione.</w:t>
+        <w:t>La sessione viene aggiornata se cambia la foto profilo.</w:t>
       </w:r>
     </w:p>
     <w:p>
@@ -3615,179 +3233,7 @@
         <w:rPr>
           <w:b/>
         </w:rPr>
-        <w:t xml:space="preserve">Scenario </w:t>
-      </w:r>
-      <w:proofErr w:type="spellStart"/>
-      <w:r>
-        <w:rPr>
-          <w:b/>
-        </w:rPr>
-        <w:t>principale</w:t>
-      </w:r>
-      <w:proofErr w:type="spellEnd"/>
-      <w:r>
-        <w:rPr>
-          <w:b/>
-        </w:rPr>
-        <w:t>:</w:t>
-      </w:r>
-    </w:p>
-    <w:p>
-      <w:pPr>
-        <w:pStyle w:val="ListNumber"/>
-        <w:rPr>
-          <w:lang w:val="it-IT"/>
-        </w:rPr>
-      </w:pPr>
-      <w:r>
-        <w:rPr>
-          <w:lang w:val="it-IT"/>
-        </w:rPr>
-        <w:t>L'utente apre il proprio profilo.</w:t>
-      </w:r>
-    </w:p>
-    <w:p>
-      <w:pPr>
-        <w:pStyle w:val="ListNumber"/>
-        <w:rPr>
-          <w:lang w:val="it-IT"/>
-        </w:rPr>
-      </w:pPr>
-      <w:r>
-        <w:rPr>
-          <w:lang w:val="it-IT"/>
-        </w:rPr>
-        <w:t>Il sistema mostra dati anagrafici, foto profilo, indirizzi, annunci e cronologia pagamenti.</w:t>
-      </w:r>
-    </w:p>
-    <w:p>
-      <w:pPr>
-        <w:pStyle w:val="ListNumber"/>
-        <w:rPr>
-          <w:lang w:val="it-IT"/>
-        </w:rPr>
-      </w:pPr>
-      <w:r>
-        <w:rPr>
-          <w:lang w:val="it-IT"/>
-        </w:rPr>
-        <w:t>L'utente aggiorna nome e telefono.</w:t>
-      </w:r>
-    </w:p>
-    <w:p>
-      <w:pPr>
-        <w:pStyle w:val="ListNumber"/>
-        <w:rPr>
-          <w:lang w:val="it-IT"/>
-        </w:rPr>
-      </w:pPr>
-      <w:r>
-        <w:rPr>
-          <w:lang w:val="it-IT"/>
-        </w:rPr>
-        <w:t>L'utente puo caricare una foto profilo JPG, PNG o WEBP fino a 3 MB.</w:t>
-      </w:r>
-    </w:p>
-    <w:p>
-      <w:pPr>
-        <w:pStyle w:val="ListNumber"/>
-        <w:rPr>
-          <w:lang w:val="it-IT"/>
-        </w:rPr>
-      </w:pPr>
-      <w:r>
-        <w:rPr>
-          <w:lang w:val="it-IT"/>
-        </w:rPr>
-        <w:t>L'utente puo creare, modificare, eliminare e impostare come predefinito un indirizzo di spedizione.</w:t>
-      </w:r>
-    </w:p>
-    <w:p>
-      <w:proofErr w:type="spellStart"/>
-      <w:r>
-        <w:rPr>
-          <w:b/>
-        </w:rPr>
-        <w:t>Postcondizioni</w:t>
-      </w:r>
-      <w:proofErr w:type="spellEnd"/>
-      <w:r>
-        <w:rPr>
-          <w:b/>
-        </w:rPr>
-        <w:t>:</w:t>
-      </w:r>
-    </w:p>
-    <w:p>
-      <w:pPr>
-        <w:pStyle w:val="ListBullet"/>
-        <w:rPr>
-          <w:lang w:val="it-IT"/>
-        </w:rPr>
-      </w:pPr>
-      <w:r>
-        <w:rPr>
-          <w:lang w:val="it-IT"/>
-        </w:rPr>
-        <w:t>Profilo e indirizzi sono aggiornati nel database.</w:t>
-      </w:r>
-    </w:p>
-    <w:p>
-      <w:pPr>
-        <w:pStyle w:val="ListBullet"/>
-        <w:rPr>
-          <w:lang w:val="it-IT"/>
-        </w:rPr>
-      </w:pPr>
-      <w:r>
-        <w:rPr>
-          <w:lang w:val="it-IT"/>
-        </w:rPr>
-        <w:t>La sessione viene aggiornata se cambia la foto profilo.</w:t>
-      </w:r>
-    </w:p>
-    <w:p>
-      <w:proofErr w:type="spellStart"/>
-      <w:r>
-        <w:rPr>
-          <w:b/>
-        </w:rPr>
-        <w:t>Flussi</w:t>
-      </w:r>
-      <w:proofErr w:type="spellEnd"/>
-      <w:r>
-        <w:rPr>
-          <w:b/>
-        </w:rPr>
-        <w:t xml:space="preserve"> </w:t>
-      </w:r>
-      <w:proofErr w:type="spellStart"/>
-      <w:r>
-        <w:rPr>
-          <w:b/>
-        </w:rPr>
-        <w:t>alternativi</w:t>
-      </w:r>
-      <w:proofErr w:type="spellEnd"/>
-      <w:r>
-        <w:rPr>
-          <w:b/>
-        </w:rPr>
-        <w:t xml:space="preserve"> / </w:t>
-      </w:r>
-      <w:proofErr w:type="spellStart"/>
-      <w:r>
-        <w:rPr>
-          <w:b/>
-        </w:rPr>
-        <w:t>eccezioni</w:t>
-      </w:r>
-      <w:proofErr w:type="spellEnd"/>
-      <w:r>
-        <w:rPr>
-          <w:b/>
-        </w:rPr>
-        <w:t>:</w:t>
+        <w:t>Flussi alternativi / eccezioni:</w:t>
       </w:r>
     </w:p>
     <w:p>
@@ -3827,23 +3273,7 @@
           <w:rFonts w:ascii="Calibri" w:hAnsi="Calibri"/>
           <w:color w:val="1F4D78"/>
         </w:rPr>
-        <w:t xml:space="preserve">UC6 - </w:t>
-      </w:r>
-      <w:proofErr w:type="spellStart"/>
-      <w:r>
-        <w:rPr>
-          <w:rFonts w:ascii="Calibri" w:hAnsi="Calibri"/>
-          <w:color w:val="1F4D78"/>
-        </w:rPr>
-        <w:t>Creare</w:t>
-      </w:r>
-      <w:proofErr w:type="spellEnd"/>
-      <w:r>
-        <w:rPr>
-          <w:rFonts w:ascii="Calibri" w:hAnsi="Calibri"/>
-          <w:color w:val="1F4D78"/>
-        </w:rPr>
-        <w:t xml:space="preserve"> un annuncio</w:t>
+        <w:t>UC6 - Creare un annuncio</w:t>
       </w:r>
     </w:p>
     <w:tbl>
@@ -3989,57 +3419,35 @@
     </w:tbl>
     <w:p/>
     <w:p>
-      <w:proofErr w:type="spellStart"/>
       <w:r>
         <w:rPr>
           <w:b/>
         </w:rPr>
-        <w:t>Precondizioni</w:t>
-      </w:r>
-      <w:proofErr w:type="spellEnd"/>
+        <w:t>Precondizioni:</w:t>
+      </w:r>
+    </w:p>
+    <w:p>
+      <w:pPr>
+        <w:pStyle w:val="ListBullet"/>
+      </w:pPr>
+      <w:r>
+        <w:t>L'attore e autenticato.</w:t>
+      </w:r>
+    </w:p>
+    <w:p>
+      <w:pPr>
+        <w:pStyle w:val="ListBullet"/>
+      </w:pPr>
+      <w:r>
+        <w:t>L'attore non e amministratore.</w:t>
+      </w:r>
+    </w:p>
+    <w:p>
       <w:r>
         <w:rPr>
           <w:b/>
         </w:rPr>
-        <w:t>:</w:t>
-      </w:r>
-    </w:p>
-    <w:p>
-      <w:pPr>
-        <w:pStyle w:val="ListBullet"/>
-      </w:pPr>
-      <w:r>
-        <w:t>L'attore e autenticato.</w:t>
-      </w:r>
-    </w:p>
-    <w:p>
-      <w:pPr>
-        <w:pStyle w:val="ListBullet"/>
-      </w:pPr>
-      <w:r>
-        <w:t>L'attore non e amministratore.</w:t>
-      </w:r>
-    </w:p>
-    <w:p>
-      <w:r>
-        <w:rPr>
-          <w:b/>
-        </w:rPr>
-        <w:t xml:space="preserve">Scenario </w:t>
-      </w:r>
-      <w:proofErr w:type="spellStart"/>
-      <w:r>
-        <w:rPr>
-          <w:b/>
-        </w:rPr>
-        <w:t>principale</w:t>
-      </w:r>
-      <w:proofErr w:type="spellEnd"/>
-      <w:r>
-        <w:rPr>
-          <w:b/>
-        </w:rPr>
-        <w:t>:</w:t>
+        <w:t>Scenario principale:</w:t>
       </w:r>
     </w:p>
     <w:p>
@@ -4128,91 +3536,47 @@
       </w:r>
     </w:p>
     <w:p>
-      <w:proofErr w:type="spellStart"/>
       <w:r>
         <w:rPr>
           <w:b/>
         </w:rPr>
-        <w:t>Postcondizioni</w:t>
-      </w:r>
-      <w:proofErr w:type="spellEnd"/>
+        <w:t>Postcondizioni:</w:t>
+      </w:r>
+    </w:p>
+    <w:p>
+      <w:pPr>
+        <w:pStyle w:val="ListBullet"/>
+        <w:rPr>
+          <w:lang w:val="it-IT"/>
+        </w:rPr>
+      </w:pPr>
+      <w:r>
+        <w:rPr>
+          <w:lang w:val="it-IT"/>
+        </w:rPr>
+        <w:t>L'annuncio e salvato e visibile nel marketplace.</w:t>
+      </w:r>
+    </w:p>
+    <w:p>
+      <w:pPr>
+        <w:pStyle w:val="ListBullet"/>
+        <w:rPr>
+          <w:lang w:val="it-IT"/>
+        </w:rPr>
+      </w:pPr>
+      <w:r>
+        <w:rPr>
+          <w:lang w:val="it-IT"/>
+        </w:rPr>
+        <w:t>Le immagini sono salvate in public/uploads/annunci/{id}.</w:t>
+      </w:r>
+    </w:p>
+    <w:p>
       <w:r>
         <w:rPr>
           <w:b/>
         </w:rPr>
-        <w:t>:</w:t>
-      </w:r>
-    </w:p>
-    <w:p>
-      <w:pPr>
-        <w:pStyle w:val="ListBullet"/>
-        <w:rPr>
-          <w:lang w:val="it-IT"/>
-        </w:rPr>
-      </w:pPr>
-      <w:r>
-        <w:rPr>
-          <w:lang w:val="it-IT"/>
-        </w:rPr>
-        <w:t>L'annuncio e salvato e visibile nel marketplace.</w:t>
-      </w:r>
-    </w:p>
-    <w:p>
-      <w:pPr>
-        <w:pStyle w:val="ListBullet"/>
-        <w:rPr>
-          <w:lang w:val="it-IT"/>
-        </w:rPr>
-      </w:pPr>
-      <w:r>
-        <w:rPr>
-          <w:lang w:val="it-IT"/>
-        </w:rPr>
-        <w:t>Le immagini sono salvate in public/uploads/annunci/{id}.</w:t>
-      </w:r>
-    </w:p>
-    <w:p>
-      <w:proofErr w:type="spellStart"/>
-      <w:r>
-        <w:rPr>
-          <w:b/>
-        </w:rPr>
-        <w:t>Flussi</w:t>
-      </w:r>
-      <w:proofErr w:type="spellEnd"/>
-      <w:r>
-        <w:rPr>
-          <w:b/>
-        </w:rPr>
-        <w:t xml:space="preserve"> </w:t>
-      </w:r>
-      <w:proofErr w:type="spellStart"/>
-      <w:r>
-        <w:rPr>
-          <w:b/>
-        </w:rPr>
-        <w:t>alternativi</w:t>
-      </w:r>
-      <w:proofErr w:type="spellEnd"/>
-      <w:r>
-        <w:rPr>
-          <w:b/>
-        </w:rPr>
-        <w:t xml:space="preserve"> / </w:t>
-      </w:r>
-      <w:proofErr w:type="spellStart"/>
-      <w:r>
-        <w:rPr>
-          <w:b/>
-        </w:rPr>
-        <w:t>eccezioni</w:t>
-      </w:r>
-      <w:proofErr w:type="spellEnd"/>
-      <w:r>
-        <w:rPr>
-          <w:b/>
-        </w:rPr>
-        <w:t>:</w:t>
+        <w:t>Flussi alternativi / eccezioni:</w:t>
       </w:r>
     </w:p>
     <w:p>
@@ -4414,49 +3778,155 @@
       </w:pPr>
     </w:p>
     <w:p>
-      <w:proofErr w:type="spellStart"/>
       <w:r>
         <w:rPr>
           <w:b/>
         </w:rPr>
-        <w:t>Precondizioni</w:t>
-      </w:r>
-      <w:proofErr w:type="spellEnd"/>
+        <w:t>Precondizioni:</w:t>
+      </w:r>
+    </w:p>
+    <w:p>
+      <w:pPr>
+        <w:pStyle w:val="ListBullet"/>
+      </w:pPr>
+      <w:r>
+        <w:t>L'attore e autenticato.</w:t>
+      </w:r>
+    </w:p>
+    <w:p>
+      <w:pPr>
+        <w:pStyle w:val="ListBullet"/>
+      </w:pPr>
+      <w:r>
+        <w:t>L'annuncio appartiene all'attore.</w:t>
+      </w:r>
+    </w:p>
+    <w:p>
+      <w:pPr>
+        <w:pStyle w:val="ListBullet"/>
+        <w:rPr>
+          <w:lang w:val="it-IT"/>
+        </w:rPr>
+      </w:pPr>
+      <w:r>
+        <w:rPr>
+          <w:lang w:val="it-IT"/>
+        </w:rPr>
+        <w:t>L'annuncio e in stato attivo.</w:t>
+      </w:r>
+    </w:p>
+    <w:p>
       <w:r>
         <w:rPr>
           <w:b/>
         </w:rPr>
-        <w:t>:</w:t>
+        <w:t>Scenario principale:</w:t>
+      </w:r>
+    </w:p>
+    <w:p>
+      <w:pPr>
+        <w:pStyle w:val="ListNumber"/>
+        <w:rPr>
+          <w:lang w:val="it-IT"/>
+        </w:rPr>
+      </w:pPr>
+      <w:r>
+        <w:rPr>
+          <w:lang w:val="it-IT"/>
+        </w:rPr>
+        <w:t>L'attore apre il form di modifica dal dettaglio o dal profilo.</w:t>
+      </w:r>
+    </w:p>
+    <w:p>
+      <w:pPr>
+        <w:pStyle w:val="ListNumber"/>
+        <w:rPr>
+          <w:lang w:val="it-IT"/>
+        </w:rPr>
+      </w:pPr>
+      <w:r>
+        <w:rPr>
+          <w:lang w:val="it-IT"/>
+        </w:rPr>
+        <w:t>Il sistema verifica proprieta dell'annuncio e stato attivo.</w:t>
+      </w:r>
+    </w:p>
+    <w:p>
+      <w:pPr>
+        <w:pStyle w:val="ListNumber"/>
+        <w:rPr>
+          <w:lang w:val="it-IT"/>
+        </w:rPr>
+      </w:pPr>
+      <w:r>
+        <w:rPr>
+          <w:lang w:val="it-IT"/>
+        </w:rPr>
+        <w:t>L'attore modifica campi e immagini.</w:t>
+      </w:r>
+    </w:p>
+    <w:p>
+      <w:pPr>
+        <w:pStyle w:val="ListNumber"/>
+        <w:rPr>
+          <w:lang w:val="it-IT"/>
+        </w:rPr>
+      </w:pPr>
+      <w:r>
+        <w:rPr>
+          <w:lang w:val="it-IT"/>
+        </w:rPr>
+        <w:t>Il sistema aggiorna il record annuncio e salva eventuali nuove immagini.</w:t>
+      </w:r>
+    </w:p>
+    <w:p>
+      <w:pPr>
+        <w:pStyle w:val="ListNumber"/>
+        <w:rPr>
+          <w:lang w:val="it-IT"/>
+        </w:rPr>
+      </w:pPr>
+      <w:r>
+        <w:rPr>
+          <w:lang w:val="it-IT"/>
+        </w:rPr>
+        <w:t>L'attore puo eliminare immagini singole o eliminare l'annuncio.</w:t>
+      </w:r>
+    </w:p>
+    <w:p>
+      <w:r>
+        <w:rPr>
+          <w:b/>
+        </w:rPr>
+        <w:t>Postcondizioni:</w:t>
       </w:r>
     </w:p>
     <w:p>
       <w:pPr>
         <w:pStyle w:val="ListBullet"/>
-      </w:pPr>
-      <w:r>
-        <w:t>L'attore e autenticato.</w:t>
+        <w:rPr>
+          <w:lang w:val="it-IT"/>
+        </w:rPr>
+      </w:pPr>
+      <w:r>
+        <w:rPr>
+          <w:lang w:val="it-IT"/>
+        </w:rPr>
+        <w:t>L'annuncio modificato resta visibile con i nuovi dati.</w:t>
       </w:r>
     </w:p>
     <w:p>
       <w:pPr>
         <w:pStyle w:val="ListBullet"/>
-      </w:pPr>
-      <w:r>
-        <w:t>L'annuncio appartiene all'attore.</w:t>
-      </w:r>
-    </w:p>
-    <w:p>
-      <w:pPr>
-        <w:pStyle w:val="ListBullet"/>
-        <w:rPr>
-          <w:lang w:val="it-IT"/>
-        </w:rPr>
-      </w:pPr>
-      <w:r>
-        <w:rPr>
-          <w:lang w:val="it-IT"/>
-        </w:rPr>
-        <w:t>L'annuncio e in stato attivo.</w:t>
+        <w:rPr>
+          <w:lang w:val="it-IT"/>
+        </w:rPr>
+      </w:pPr>
+      <w:r>
+        <w:rPr>
+          <w:lang w:val="it-IT"/>
+        </w:rPr>
+        <w:t>Se eliminato, il record annuncio viene rimosso dal database tramite DELETE.</w:t>
       </w:r>
     </w:p>
     <w:p>
@@ -4464,179 +3934,7 @@
         <w:rPr>
           <w:b/>
         </w:rPr>
-        <w:t xml:space="preserve">Scenario </w:t>
-      </w:r>
-      <w:proofErr w:type="spellStart"/>
-      <w:r>
-        <w:rPr>
-          <w:b/>
-        </w:rPr>
-        <w:t>principale</w:t>
-      </w:r>
-      <w:proofErr w:type="spellEnd"/>
-      <w:r>
-        <w:rPr>
-          <w:b/>
-        </w:rPr>
-        <w:t>:</w:t>
-      </w:r>
-    </w:p>
-    <w:p>
-      <w:pPr>
-        <w:pStyle w:val="ListNumber"/>
-        <w:rPr>
-          <w:lang w:val="it-IT"/>
-        </w:rPr>
-      </w:pPr>
-      <w:r>
-        <w:rPr>
-          <w:lang w:val="it-IT"/>
-        </w:rPr>
-        <w:t>L'attore apre il form di modifica dal dettaglio o dal profilo.</w:t>
-      </w:r>
-    </w:p>
-    <w:p>
-      <w:pPr>
-        <w:pStyle w:val="ListNumber"/>
-        <w:rPr>
-          <w:lang w:val="it-IT"/>
-        </w:rPr>
-      </w:pPr>
-      <w:r>
-        <w:rPr>
-          <w:lang w:val="it-IT"/>
-        </w:rPr>
-        <w:t>Il sistema verifica proprieta dell'annuncio e stato attivo.</w:t>
-      </w:r>
-    </w:p>
-    <w:p>
-      <w:pPr>
-        <w:pStyle w:val="ListNumber"/>
-        <w:rPr>
-          <w:lang w:val="it-IT"/>
-        </w:rPr>
-      </w:pPr>
-      <w:r>
-        <w:rPr>
-          <w:lang w:val="it-IT"/>
-        </w:rPr>
-        <w:t>L'attore modifica campi e immagini.</w:t>
-      </w:r>
-    </w:p>
-    <w:p>
-      <w:pPr>
-        <w:pStyle w:val="ListNumber"/>
-        <w:rPr>
-          <w:lang w:val="it-IT"/>
-        </w:rPr>
-      </w:pPr>
-      <w:r>
-        <w:rPr>
-          <w:lang w:val="it-IT"/>
-        </w:rPr>
-        <w:t>Il sistema aggiorna il record annuncio e salva eventuali nuove immagini.</w:t>
-      </w:r>
-    </w:p>
-    <w:p>
-      <w:pPr>
-        <w:pStyle w:val="ListNumber"/>
-        <w:rPr>
-          <w:lang w:val="it-IT"/>
-        </w:rPr>
-      </w:pPr>
-      <w:r>
-        <w:rPr>
-          <w:lang w:val="it-IT"/>
-        </w:rPr>
-        <w:t>L'attore puo eliminare immagini singole o eliminare l'annuncio.</w:t>
-      </w:r>
-    </w:p>
-    <w:p>
-      <w:proofErr w:type="spellStart"/>
-      <w:r>
-        <w:rPr>
-          <w:b/>
-        </w:rPr>
-        <w:t>Postcondizioni</w:t>
-      </w:r>
-      <w:proofErr w:type="spellEnd"/>
-      <w:r>
-        <w:rPr>
-          <w:b/>
-        </w:rPr>
-        <w:t>:</w:t>
-      </w:r>
-    </w:p>
-    <w:p>
-      <w:pPr>
-        <w:pStyle w:val="ListBullet"/>
-        <w:rPr>
-          <w:lang w:val="it-IT"/>
-        </w:rPr>
-      </w:pPr>
-      <w:r>
-        <w:rPr>
-          <w:lang w:val="it-IT"/>
-        </w:rPr>
-        <w:t>L'annuncio modificato resta visibile con i nuovi dati.</w:t>
-      </w:r>
-    </w:p>
-    <w:p>
-      <w:pPr>
-        <w:pStyle w:val="ListBullet"/>
-        <w:rPr>
-          <w:lang w:val="it-IT"/>
-        </w:rPr>
-      </w:pPr>
-      <w:r>
-        <w:rPr>
-          <w:lang w:val="it-IT"/>
-        </w:rPr>
-        <w:t>Se eliminato, il record annuncio viene rimosso dal database tramite DELETE.</w:t>
-      </w:r>
-    </w:p>
-    <w:p>
-      <w:proofErr w:type="spellStart"/>
-      <w:r>
-        <w:rPr>
-          <w:b/>
-        </w:rPr>
-        <w:t>Flussi</w:t>
-      </w:r>
-      <w:proofErr w:type="spellEnd"/>
-      <w:r>
-        <w:rPr>
-          <w:b/>
-        </w:rPr>
-        <w:t xml:space="preserve"> </w:t>
-      </w:r>
-      <w:proofErr w:type="spellStart"/>
-      <w:r>
-        <w:rPr>
-          <w:b/>
-        </w:rPr>
-        <w:t>alternativi</w:t>
-      </w:r>
-      <w:proofErr w:type="spellEnd"/>
-      <w:r>
-        <w:rPr>
-          <w:b/>
-        </w:rPr>
-        <w:t xml:space="preserve"> / </w:t>
-      </w:r>
-      <w:proofErr w:type="spellStart"/>
-      <w:r>
-        <w:rPr>
-          <w:b/>
-        </w:rPr>
-        <w:t>eccezioni</w:t>
-      </w:r>
-      <w:proofErr w:type="spellEnd"/>
-      <w:r>
-        <w:rPr>
-          <w:b/>
-        </w:rPr>
-        <w:t>:</w:t>
+        <w:t>Flussi alternativi / eccezioni:</w:t>
       </w:r>
     </w:p>
     <w:p>
@@ -4729,33 +4027,8 @@
           <w:color w:val="1F4D78"/>
         </w:rPr>
         <w:lastRenderedPageBreak/>
-        <w:t xml:space="preserve">UC8 - </w:t>
-      </w:r>
-      <w:proofErr w:type="spellStart"/>
-      <w:r>
-        <w:rPr>
-          <w:rFonts w:ascii="Calibri" w:hAnsi="Calibri"/>
-          <w:color w:val="1F4D78"/>
-        </w:rPr>
-        <w:t>Gestire</w:t>
-      </w:r>
-      <w:proofErr w:type="spellEnd"/>
-      <w:r>
-        <w:rPr>
-          <w:rFonts w:ascii="Calibri" w:hAnsi="Calibri"/>
-          <w:color w:val="1F4D78"/>
-        </w:rPr>
-        <w:t xml:space="preserve"> </w:t>
-      </w:r>
-      <w:proofErr w:type="spellStart"/>
-      <w:r>
-        <w:rPr>
-          <w:rFonts w:ascii="Calibri" w:hAnsi="Calibri"/>
-          <w:color w:val="1F4D78"/>
-        </w:rPr>
-        <w:t>wishlist</w:t>
-      </w:r>
-      <w:proofErr w:type="spellEnd"/>
+        <w:t>UC8 - Gestire wishlist</w:t>
+      </w:r>
     </w:p>
     <w:tbl>
       <w:tblPr>
@@ -4900,27 +4173,147 @@
     </w:tbl>
     <w:p/>
     <w:p>
-      <w:proofErr w:type="spellStart"/>
       <w:r>
         <w:rPr>
           <w:b/>
         </w:rPr>
-        <w:t>Precondizioni</w:t>
-      </w:r>
-      <w:proofErr w:type="spellEnd"/>
+        <w:t>Precondizioni:</w:t>
+      </w:r>
+    </w:p>
+    <w:p>
+      <w:pPr>
+        <w:pStyle w:val="ListBullet"/>
+      </w:pPr>
+      <w:r>
+        <w:t>L'utente standard e autenticato.</w:t>
+      </w:r>
+    </w:p>
+    <w:p>
+      <w:pPr>
+        <w:pStyle w:val="ListBullet"/>
+        <w:rPr>
+          <w:lang w:val="it-IT"/>
+        </w:rPr>
+      </w:pPr>
+      <w:r>
+        <w:rPr>
+          <w:lang w:val="it-IT"/>
+        </w:rPr>
+        <w:t>L'annuncio e attivo e non appartiene all'utente.</w:t>
+      </w:r>
+    </w:p>
+    <w:p>
+      <w:pPr>
+        <w:pStyle w:val="ListBullet"/>
+        <w:rPr>
+          <w:lang w:val="it-IT"/>
+        </w:rPr>
+      </w:pPr>
+      <w:r>
+        <w:rPr>
+          <w:lang w:val="it-IT"/>
+        </w:rPr>
+        <w:t>Gli account business e admin sono esclusi.</w:t>
+      </w:r>
+    </w:p>
+    <w:p>
       <w:r>
         <w:rPr>
           <w:b/>
         </w:rPr>
-        <w:t>:</w:t>
+        <w:t>Scenario principale:</w:t>
+      </w:r>
+    </w:p>
+    <w:p>
+      <w:pPr>
+        <w:pStyle w:val="ListNumber"/>
+        <w:rPr>
+          <w:lang w:val="it-IT"/>
+        </w:rPr>
+      </w:pPr>
+      <w:r>
+        <w:rPr>
+          <w:lang w:val="it-IT"/>
+        </w:rPr>
+        <w:t>L'utente apre un annuncio o una lista annunci.</w:t>
+      </w:r>
+    </w:p>
+    <w:p>
+      <w:pPr>
+        <w:pStyle w:val="ListNumber"/>
+        <w:rPr>
+          <w:lang w:val="it-IT"/>
+        </w:rPr>
+      </w:pPr>
+      <w:r>
+        <w:rPr>
+          <w:lang w:val="it-IT"/>
+        </w:rPr>
+        <w:t>Il sistema mostra l'azione wishlist quando applicabile.</w:t>
+      </w:r>
+    </w:p>
+    <w:p>
+      <w:pPr>
+        <w:pStyle w:val="ListNumber"/>
+        <w:rPr>
+          <w:lang w:val="it-IT"/>
+        </w:rPr>
+      </w:pPr>
+      <w:r>
+        <w:rPr>
+          <w:lang w:val="it-IT"/>
+        </w:rPr>
+        <w:t>L'utente aggiunge o rimuove l'annuncio con toggle.</w:t>
+      </w:r>
+    </w:p>
+    <w:p>
+      <w:pPr>
+        <w:pStyle w:val="ListNumber"/>
+        <w:rPr>
+          <w:lang w:val="it-IT"/>
+        </w:rPr>
+      </w:pPr>
+      <w:r>
+        <w:rPr>
+          <w:lang w:val="it-IT"/>
+        </w:rPr>
+        <w:t>Il sistema mantiene wishlist e carrello coerenti: se un prodotto entra nel carrello viene rimosso dai preferiti.</w:t>
+      </w:r>
+    </w:p>
+    <w:p>
+      <w:pPr>
+        <w:pStyle w:val="ListNumber"/>
+        <w:rPr>
+          <w:lang w:val="it-IT"/>
+        </w:rPr>
+      </w:pPr>
+      <w:r>
+        <w:rPr>
+          <w:lang w:val="it-IT"/>
+        </w:rPr>
+        <w:t>L'utente apre la pagina wishlist e vede gli annunci salvati.</w:t>
+      </w:r>
+    </w:p>
+    <w:p>
+      <w:r>
+        <w:rPr>
+          <w:b/>
+        </w:rPr>
+        <w:t>Postcondizioni:</w:t>
       </w:r>
     </w:p>
     <w:p>
       <w:pPr>
         <w:pStyle w:val="ListBullet"/>
-      </w:pPr>
-      <w:r>
-        <w:t>L'utente standard e autenticato.</w:t>
+        <w:rPr>
+          <w:lang w:val="it-IT"/>
+        </w:rPr>
+      </w:pPr>
+      <w:r>
+        <w:rPr>
+          <w:lang w:val="it-IT"/>
+        </w:rPr>
+        <w:t>La wishlist riflette le scelte correnti.</w:t>
       </w:r>
     </w:p>
     <w:p>
@@ -4934,21 +4327,7 @@
         <w:rPr>
           <w:lang w:val="it-IT"/>
         </w:rPr>
-        <w:t>L'annuncio e attivo e non appartiene all'utente.</w:t>
-      </w:r>
-    </w:p>
-    <w:p>
-      <w:pPr>
-        <w:pStyle w:val="ListBullet"/>
-        <w:rPr>
-          <w:lang w:val="it-IT"/>
-        </w:rPr>
-      </w:pPr>
-      <w:r>
-        <w:rPr>
-          <w:lang w:val="it-IT"/>
-        </w:rPr>
-        <w:t>Gli account business e admin sono esclusi.</w:t>
+        <w:t>Gli annunci non piu disponibili vengono puliti dalla wishlist.</w:t>
       </w:r>
     </w:p>
     <w:p>
@@ -4956,179 +4335,7 @@
         <w:rPr>
           <w:b/>
         </w:rPr>
-        <w:t xml:space="preserve">Scenario </w:t>
-      </w:r>
-      <w:proofErr w:type="spellStart"/>
-      <w:r>
-        <w:rPr>
-          <w:b/>
-        </w:rPr>
-        <w:t>principale</w:t>
-      </w:r>
-      <w:proofErr w:type="spellEnd"/>
-      <w:r>
-        <w:rPr>
-          <w:b/>
-        </w:rPr>
-        <w:t>:</w:t>
-      </w:r>
-    </w:p>
-    <w:p>
-      <w:pPr>
-        <w:pStyle w:val="ListNumber"/>
-        <w:rPr>
-          <w:lang w:val="it-IT"/>
-        </w:rPr>
-      </w:pPr>
-      <w:r>
-        <w:rPr>
-          <w:lang w:val="it-IT"/>
-        </w:rPr>
-        <w:t>L'utente apre un annuncio o una lista annunci.</w:t>
-      </w:r>
-    </w:p>
-    <w:p>
-      <w:pPr>
-        <w:pStyle w:val="ListNumber"/>
-        <w:rPr>
-          <w:lang w:val="it-IT"/>
-        </w:rPr>
-      </w:pPr>
-      <w:r>
-        <w:rPr>
-          <w:lang w:val="it-IT"/>
-        </w:rPr>
-        <w:t>Il sistema mostra l'azione wishlist quando applicabile.</w:t>
-      </w:r>
-    </w:p>
-    <w:p>
-      <w:pPr>
-        <w:pStyle w:val="ListNumber"/>
-        <w:rPr>
-          <w:lang w:val="it-IT"/>
-        </w:rPr>
-      </w:pPr>
-      <w:r>
-        <w:rPr>
-          <w:lang w:val="it-IT"/>
-        </w:rPr>
-        <w:t>L'utente aggiunge o rimuove l'annuncio con toggle.</w:t>
-      </w:r>
-    </w:p>
-    <w:p>
-      <w:pPr>
-        <w:pStyle w:val="ListNumber"/>
-        <w:rPr>
-          <w:lang w:val="it-IT"/>
-        </w:rPr>
-      </w:pPr>
-      <w:r>
-        <w:rPr>
-          <w:lang w:val="it-IT"/>
-        </w:rPr>
-        <w:t>Il sistema mantiene wishlist e carrello coerenti: se un prodotto entra nel carrello viene rimosso dai preferiti.</w:t>
-      </w:r>
-    </w:p>
-    <w:p>
-      <w:pPr>
-        <w:pStyle w:val="ListNumber"/>
-        <w:rPr>
-          <w:lang w:val="it-IT"/>
-        </w:rPr>
-      </w:pPr>
-      <w:r>
-        <w:rPr>
-          <w:lang w:val="it-IT"/>
-        </w:rPr>
-        <w:t>L'utente apre la pagina wishlist e vede gli annunci salvati.</w:t>
-      </w:r>
-    </w:p>
-    <w:p>
-      <w:proofErr w:type="spellStart"/>
-      <w:r>
-        <w:rPr>
-          <w:b/>
-        </w:rPr>
-        <w:t>Postcondizioni</w:t>
-      </w:r>
-      <w:proofErr w:type="spellEnd"/>
-      <w:r>
-        <w:rPr>
-          <w:b/>
-        </w:rPr>
-        <w:t>:</w:t>
-      </w:r>
-    </w:p>
-    <w:p>
-      <w:pPr>
-        <w:pStyle w:val="ListBullet"/>
-        <w:rPr>
-          <w:lang w:val="it-IT"/>
-        </w:rPr>
-      </w:pPr>
-      <w:r>
-        <w:rPr>
-          <w:lang w:val="it-IT"/>
-        </w:rPr>
-        <w:t>La wishlist riflette le scelte correnti.</w:t>
-      </w:r>
-    </w:p>
-    <w:p>
-      <w:pPr>
-        <w:pStyle w:val="ListBullet"/>
-        <w:rPr>
-          <w:lang w:val="it-IT"/>
-        </w:rPr>
-      </w:pPr>
-      <w:r>
-        <w:rPr>
-          <w:lang w:val="it-IT"/>
-        </w:rPr>
-        <w:t>Gli annunci non piu disponibili vengono puliti dalla wishlist.</w:t>
-      </w:r>
-    </w:p>
-    <w:p>
-      <w:proofErr w:type="spellStart"/>
-      <w:r>
-        <w:rPr>
-          <w:b/>
-        </w:rPr>
-        <w:t>Flussi</w:t>
-      </w:r>
-      <w:proofErr w:type="spellEnd"/>
-      <w:r>
-        <w:rPr>
-          <w:b/>
-        </w:rPr>
-        <w:t xml:space="preserve"> </w:t>
-      </w:r>
-      <w:proofErr w:type="spellStart"/>
-      <w:r>
-        <w:rPr>
-          <w:b/>
-        </w:rPr>
-        <w:t>alternativi</w:t>
-      </w:r>
-      <w:proofErr w:type="spellEnd"/>
-      <w:r>
-        <w:rPr>
-          <w:b/>
-        </w:rPr>
-        <w:t xml:space="preserve"> / </w:t>
-      </w:r>
-      <w:proofErr w:type="spellStart"/>
-      <w:r>
-        <w:rPr>
-          <w:b/>
-        </w:rPr>
-        <w:t>eccezioni</w:t>
-      </w:r>
-      <w:proofErr w:type="spellEnd"/>
-      <w:r>
-        <w:rPr>
-          <w:b/>
-        </w:rPr>
-        <w:t>:</w:t>
+        <w:t>Flussi alternativi / eccezioni:</w:t>
       </w:r>
     </w:p>
     <w:p>
@@ -5154,33 +4361,8 @@
           <w:rFonts w:ascii="Calibri" w:hAnsi="Calibri"/>
           <w:color w:val="1F4D78"/>
         </w:rPr>
-        <w:t xml:space="preserve">UC9 - </w:t>
-      </w:r>
-      <w:proofErr w:type="spellStart"/>
-      <w:r>
-        <w:rPr>
-          <w:rFonts w:ascii="Calibri" w:hAnsi="Calibri"/>
-          <w:color w:val="1F4D78"/>
-        </w:rPr>
-        <w:t>Gestire</w:t>
-      </w:r>
-      <w:proofErr w:type="spellEnd"/>
-      <w:r>
-        <w:rPr>
-          <w:rFonts w:ascii="Calibri" w:hAnsi="Calibri"/>
-          <w:color w:val="1F4D78"/>
-        </w:rPr>
-        <w:t xml:space="preserve"> </w:t>
-      </w:r>
-      <w:proofErr w:type="spellStart"/>
-      <w:r>
-        <w:rPr>
-          <w:rFonts w:ascii="Calibri" w:hAnsi="Calibri"/>
-          <w:color w:val="1F4D78"/>
-        </w:rPr>
-        <w:t>carrello</w:t>
-      </w:r>
-      <w:proofErr w:type="spellEnd"/>
+        <w:t>UC9 - Gestire carrello</w:t>
+      </w:r>
     </w:p>
     <w:tbl>
       <w:tblPr>
@@ -5337,77 +4519,55 @@
       </w:pPr>
     </w:p>
     <w:p>
-      <w:proofErr w:type="spellStart"/>
       <w:r>
         <w:rPr>
           <w:b/>
         </w:rPr>
-        <w:t>Precondizioni</w:t>
-      </w:r>
-      <w:proofErr w:type="spellEnd"/>
+        <w:t>Precondizioni:</w:t>
+      </w:r>
+    </w:p>
+    <w:p>
+      <w:pPr>
+        <w:pStyle w:val="ListBullet"/>
+      </w:pPr>
+      <w:r>
+        <w:t>L'utente standard e autenticato.</w:t>
+      </w:r>
+    </w:p>
+    <w:p>
+      <w:pPr>
+        <w:pStyle w:val="ListBullet"/>
+        <w:rPr>
+          <w:lang w:val="it-IT"/>
+        </w:rPr>
+      </w:pPr>
+      <w:r>
+        <w:rPr>
+          <w:lang w:val="it-IT"/>
+        </w:rPr>
+        <w:t>L'annuncio e attivo e non appartiene all'utente.</w:t>
+      </w:r>
+    </w:p>
+    <w:p>
+      <w:pPr>
+        <w:pStyle w:val="ListBullet"/>
+        <w:rPr>
+          <w:lang w:val="it-IT"/>
+        </w:rPr>
+      </w:pPr>
+      <w:r>
+        <w:rPr>
+          <w:lang w:val="it-IT"/>
+        </w:rPr>
+        <w:t>Gli account business e admin sono esclusi.</w:t>
+      </w:r>
+    </w:p>
+    <w:p>
       <w:r>
         <w:rPr>
           <w:b/>
         </w:rPr>
-        <w:t>:</w:t>
-      </w:r>
-    </w:p>
-    <w:p>
-      <w:pPr>
-        <w:pStyle w:val="ListBullet"/>
-      </w:pPr>
-      <w:r>
-        <w:t>L'utente standard e autenticato.</w:t>
-      </w:r>
-    </w:p>
-    <w:p>
-      <w:pPr>
-        <w:pStyle w:val="ListBullet"/>
-        <w:rPr>
-          <w:lang w:val="it-IT"/>
-        </w:rPr>
-      </w:pPr>
-      <w:r>
-        <w:rPr>
-          <w:lang w:val="it-IT"/>
-        </w:rPr>
-        <w:t>L'annuncio e attivo e non appartiene all'utente.</w:t>
-      </w:r>
-    </w:p>
-    <w:p>
-      <w:pPr>
-        <w:pStyle w:val="ListBullet"/>
-        <w:rPr>
-          <w:lang w:val="it-IT"/>
-        </w:rPr>
-      </w:pPr>
-      <w:r>
-        <w:rPr>
-          <w:lang w:val="it-IT"/>
-        </w:rPr>
-        <w:t>Gli account business e admin sono esclusi.</w:t>
-      </w:r>
-    </w:p>
-    <w:p>
-      <w:r>
-        <w:rPr>
-          <w:b/>
-        </w:rPr>
-        <w:t xml:space="preserve">Scenario </w:t>
-      </w:r>
-      <w:proofErr w:type="spellStart"/>
-      <w:r>
-        <w:rPr>
-          <w:b/>
-        </w:rPr>
-        <w:t>principale</w:t>
-      </w:r>
-      <w:proofErr w:type="spellEnd"/>
-      <w:r>
-        <w:rPr>
-          <w:b/>
-        </w:rPr>
-        <w:t>:</w:t>
+        <w:t>Scenario principale:</w:t>
       </w:r>
     </w:p>
     <w:p>
@@ -5482,91 +4642,47 @@
       </w:r>
     </w:p>
     <w:p>
-      <w:proofErr w:type="spellStart"/>
       <w:r>
         <w:rPr>
           <w:b/>
         </w:rPr>
-        <w:t>Postcondizioni</w:t>
-      </w:r>
-      <w:proofErr w:type="spellEnd"/>
+        <w:t>Postcondizioni:</w:t>
+      </w:r>
+    </w:p>
+    <w:p>
+      <w:pPr>
+        <w:pStyle w:val="ListBullet"/>
+        <w:rPr>
+          <w:lang w:val="it-IT"/>
+        </w:rPr>
+      </w:pPr>
+      <w:r>
+        <w:rPr>
+          <w:lang w:val="it-IT"/>
+        </w:rPr>
+        <w:t>Il carrello contiene solo annunci acquistabili.</w:t>
+      </w:r>
+    </w:p>
+    <w:p>
+      <w:pPr>
+        <w:pStyle w:val="ListBullet"/>
+        <w:rPr>
+          <w:lang w:val="it-IT"/>
+        </w:rPr>
+      </w:pPr>
+      <w:r>
+        <w:rPr>
+          <w:lang w:val="it-IT"/>
+        </w:rPr>
+        <w:t>Articoli venduti o non disponibili vengono rimossi automaticamente.</w:t>
+      </w:r>
+    </w:p>
+    <w:p>
       <w:r>
         <w:rPr>
           <w:b/>
         </w:rPr>
-        <w:t>:</w:t>
-      </w:r>
-    </w:p>
-    <w:p>
-      <w:pPr>
-        <w:pStyle w:val="ListBullet"/>
-        <w:rPr>
-          <w:lang w:val="it-IT"/>
-        </w:rPr>
-      </w:pPr>
-      <w:r>
-        <w:rPr>
-          <w:lang w:val="it-IT"/>
-        </w:rPr>
-        <w:t>Il carrello contiene solo annunci acquistabili.</w:t>
-      </w:r>
-    </w:p>
-    <w:p>
-      <w:pPr>
-        <w:pStyle w:val="ListBullet"/>
-        <w:rPr>
-          <w:lang w:val="it-IT"/>
-        </w:rPr>
-      </w:pPr>
-      <w:r>
-        <w:rPr>
-          <w:lang w:val="it-IT"/>
-        </w:rPr>
-        <w:t>Articoli venduti o non disponibili vengono rimossi automaticamente.</w:t>
-      </w:r>
-    </w:p>
-    <w:p>
-      <w:proofErr w:type="spellStart"/>
-      <w:r>
-        <w:rPr>
-          <w:b/>
-        </w:rPr>
-        <w:t>Flussi</w:t>
-      </w:r>
-      <w:proofErr w:type="spellEnd"/>
-      <w:r>
-        <w:rPr>
-          <w:b/>
-        </w:rPr>
-        <w:t xml:space="preserve"> </w:t>
-      </w:r>
-      <w:proofErr w:type="spellStart"/>
-      <w:r>
-        <w:rPr>
-          <w:b/>
-        </w:rPr>
-        <w:t>alternativi</w:t>
-      </w:r>
-      <w:proofErr w:type="spellEnd"/>
-      <w:r>
-        <w:rPr>
-          <w:b/>
-        </w:rPr>
-        <w:t xml:space="preserve"> / </w:t>
-      </w:r>
-      <w:proofErr w:type="spellStart"/>
-      <w:r>
-        <w:rPr>
-          <w:b/>
-        </w:rPr>
-        <w:t>eccezioni</w:t>
-      </w:r>
-      <w:proofErr w:type="spellEnd"/>
-      <w:r>
-        <w:rPr>
-          <w:b/>
-        </w:rPr>
-        <w:t>:</w:t>
+        <w:t>Flussi alternativi / eccezioni:</w:t>
       </w:r>
     </w:p>
     <w:p>
@@ -5762,19 +4878,135 @@
       </w:pPr>
     </w:p>
     <w:p>
-      <w:proofErr w:type="spellStart"/>
       <w:r>
         <w:rPr>
           <w:b/>
         </w:rPr>
-        <w:t>Precondizioni</w:t>
-      </w:r>
-      <w:proofErr w:type="spellEnd"/>
+        <w:t>Precondizioni:</w:t>
+      </w:r>
+    </w:p>
+    <w:p>
+      <w:pPr>
+        <w:pStyle w:val="ListBullet"/>
+      </w:pPr>
+      <w:r>
+        <w:t>L'utente standard e autenticato.</w:t>
+      </w:r>
+    </w:p>
+    <w:p>
+      <w:pPr>
+        <w:pStyle w:val="ListBullet"/>
+        <w:rPr>
+          <w:lang w:val="it-IT"/>
+        </w:rPr>
+      </w:pPr>
+      <w:r>
+        <w:rPr>
+          <w:lang w:val="it-IT"/>
+        </w:rPr>
+        <w:t>L'utente ha un indirizzo di spedizione valido.</w:t>
+      </w:r>
+    </w:p>
+    <w:p>
+      <w:pPr>
+        <w:pStyle w:val="ListBullet"/>
+        <w:rPr>
+          <w:lang w:val="it-IT"/>
+        </w:rPr>
+      </w:pPr>
+      <w:r>
+        <w:rPr>
+          <w:lang w:val="it-IT"/>
+        </w:rPr>
+        <w:t>L'annuncio o gli annunci del carrello sono attivi e non appartengono all'utente.</w:t>
+      </w:r>
+    </w:p>
+    <w:p>
       <w:r>
         <w:rPr>
           <w:b/>
         </w:rPr>
-        <w:t>:</w:t>
+        <w:t>Scenario principale:</w:t>
+      </w:r>
+    </w:p>
+    <w:p>
+      <w:pPr>
+        <w:pStyle w:val="ListNumber"/>
+        <w:rPr>
+          <w:lang w:val="it-IT"/>
+        </w:rPr>
+      </w:pPr>
+      <w:r>
+        <w:rPr>
+          <w:lang w:val="it-IT"/>
+        </w:rPr>
+        <w:t>L'utente apre il checkout singolo o checkout carrello.</w:t>
+      </w:r>
+    </w:p>
+    <w:p>
+      <w:pPr>
+        <w:pStyle w:val="ListNumber"/>
+        <w:rPr>
+          <w:lang w:val="it-IT"/>
+        </w:rPr>
+      </w:pPr>
+      <w:r>
+        <w:rPr>
+          <w:lang w:val="it-IT"/>
+        </w:rPr>
+        <w:t>Il sistema mostra riepilogo, totale e indirizzi disponibili.</w:t>
+      </w:r>
+    </w:p>
+    <w:p>
+      <w:pPr>
+        <w:pStyle w:val="ListNumber"/>
+      </w:pPr>
+      <w:r>
+        <w:t>L'utente seleziona un indirizzo.</w:t>
+      </w:r>
+    </w:p>
+    <w:p>
+      <w:pPr>
+        <w:pStyle w:val="ListNumber"/>
+        <w:rPr>
+          <w:lang w:val="it-IT"/>
+        </w:rPr>
+      </w:pPr>
+      <w:r>
+        <w:rPr>
+          <w:lang w:val="it-IT"/>
+        </w:rPr>
+        <w:t>Il sistema mostra una schermata PayPal simulata con transaction id fittizio.</w:t>
+      </w:r>
+    </w:p>
+    <w:p>
+      <w:pPr>
+        <w:pStyle w:val="ListNumber"/>
+      </w:pPr>
+      <w:r>
+        <w:t>L'utente conferma il pagamento.</w:t>
+      </w:r>
+    </w:p>
+    <w:p>
+      <w:pPr>
+        <w:pStyle w:val="ListNumber"/>
+        <w:rPr>
+          <w:lang w:val="it-IT"/>
+        </w:rPr>
+      </w:pPr>
+      <w:r>
+        <w:rPr>
+          <w:lang w:val="it-IT"/>
+        </w:rPr>
+        <w:t>Il sistema esegue una transazione: crea pagamento, marca annuncio venduto, rimuove l'annuncio da carrelli e wishlist.</w:t>
+      </w:r>
+    </w:p>
+    <w:p>
+      <w:r>
+        <w:rPr>
+          <w:b/>
+        </w:rPr>
+        <w:t>Postcondizioni:</w:t>
       </w:r>
     </w:p>
     <w:p>
@@ -5782,7 +5014,7 @@
         <w:pStyle w:val="ListBullet"/>
       </w:pPr>
       <w:r>
-        <w:t>L'utente standard e autenticato.</w:t>
+        <w:t>Il pagamento e registrato.</w:t>
       </w:r>
     </w:p>
     <w:p>
@@ -5796,7 +5028,7 @@
         <w:rPr>
           <w:lang w:val="it-IT"/>
         </w:rPr>
-        <w:t>L'utente ha un indirizzo di spedizione valido.</w:t>
+        <w:t>L'annuncio acquistato passa a stato venduto.</w:t>
       </w:r>
     </w:p>
     <w:p>
@@ -5810,7 +5042,7 @@
         <w:rPr>
           <w:lang w:val="it-IT"/>
         </w:rPr>
-        <w:t>L'annuncio o gli annunci del carrello sono attivi e non appartengono all'utente.</w:t>
+        <w:t>Il risultato viene mostrato nella pagina esito e nella cronologia pagamenti.</w:t>
       </w:r>
     </w:p>
     <w:p>
@@ -5818,231 +5050,7 @@
         <w:rPr>
           <w:b/>
         </w:rPr>
-        <w:t xml:space="preserve">Scenario </w:t>
-      </w:r>
-      <w:proofErr w:type="spellStart"/>
-      <w:r>
-        <w:rPr>
-          <w:b/>
-        </w:rPr>
-        <w:t>principale</w:t>
-      </w:r>
-      <w:proofErr w:type="spellEnd"/>
-      <w:r>
-        <w:rPr>
-          <w:b/>
-        </w:rPr>
-        <w:t>:</w:t>
-      </w:r>
-    </w:p>
-    <w:p>
-      <w:pPr>
-        <w:pStyle w:val="ListNumber"/>
-        <w:rPr>
-          <w:lang w:val="it-IT"/>
-        </w:rPr>
-      </w:pPr>
-      <w:r>
-        <w:rPr>
-          <w:lang w:val="it-IT"/>
-        </w:rPr>
-        <w:t>L'utente apre il checkout singolo o checkout carrello.</w:t>
-      </w:r>
-    </w:p>
-    <w:p>
-      <w:pPr>
-        <w:pStyle w:val="ListNumber"/>
-        <w:rPr>
-          <w:lang w:val="it-IT"/>
-        </w:rPr>
-      </w:pPr>
-      <w:r>
-        <w:rPr>
-          <w:lang w:val="it-IT"/>
-        </w:rPr>
-        <w:t>Il sistema mostra riepilogo, totale e indirizzi disponibili.</w:t>
-      </w:r>
-    </w:p>
-    <w:p>
-      <w:pPr>
-        <w:pStyle w:val="ListNumber"/>
-      </w:pPr>
-      <w:proofErr w:type="spellStart"/>
-      <w:r>
-        <w:t>L'utente</w:t>
-      </w:r>
-      <w:proofErr w:type="spellEnd"/>
-      <w:r>
-        <w:t xml:space="preserve"> </w:t>
-      </w:r>
-      <w:proofErr w:type="spellStart"/>
-      <w:r>
-        <w:t>seleziona</w:t>
-      </w:r>
-      <w:proofErr w:type="spellEnd"/>
-      <w:r>
-        <w:t xml:space="preserve"> un </w:t>
-      </w:r>
-      <w:proofErr w:type="spellStart"/>
-      <w:r>
-        <w:t>indirizzo</w:t>
-      </w:r>
-      <w:proofErr w:type="spellEnd"/>
-      <w:r>
-        <w:t>.</w:t>
-      </w:r>
-    </w:p>
-    <w:p>
-      <w:pPr>
-        <w:pStyle w:val="ListNumber"/>
-        <w:rPr>
-          <w:lang w:val="it-IT"/>
-        </w:rPr>
-      </w:pPr>
-      <w:r>
-        <w:rPr>
-          <w:lang w:val="it-IT"/>
-        </w:rPr>
-        <w:t>Il sistema mostra una schermata PayPal simulata con transaction id fittizio.</w:t>
-      </w:r>
-    </w:p>
-    <w:p>
-      <w:pPr>
-        <w:pStyle w:val="ListNumber"/>
-      </w:pPr>
-      <w:proofErr w:type="spellStart"/>
-      <w:r>
-        <w:t>L'utente</w:t>
-      </w:r>
-      <w:proofErr w:type="spellEnd"/>
-      <w:r>
-        <w:t xml:space="preserve"> </w:t>
-      </w:r>
-      <w:proofErr w:type="spellStart"/>
-      <w:r>
-        <w:t>conferma</w:t>
-      </w:r>
-      <w:proofErr w:type="spellEnd"/>
-      <w:r>
-        <w:t xml:space="preserve"> il </w:t>
-      </w:r>
-      <w:proofErr w:type="spellStart"/>
-      <w:r>
-        <w:t>pagamento</w:t>
-      </w:r>
-      <w:proofErr w:type="spellEnd"/>
-      <w:r>
-        <w:t>.</w:t>
-      </w:r>
-    </w:p>
-    <w:p>
-      <w:pPr>
-        <w:pStyle w:val="ListNumber"/>
-        <w:rPr>
-          <w:lang w:val="it-IT"/>
-        </w:rPr>
-      </w:pPr>
-      <w:r>
-        <w:rPr>
-          <w:lang w:val="it-IT"/>
-        </w:rPr>
-        <w:t>Il sistema esegue una transazione: crea pagamento, marca annuncio venduto, rimuove l'annuncio da carrelli e wishlist.</w:t>
-      </w:r>
-    </w:p>
-    <w:p>
-      <w:proofErr w:type="spellStart"/>
-      <w:r>
-        <w:rPr>
-          <w:b/>
-        </w:rPr>
-        <w:t>Postcondizioni</w:t>
-      </w:r>
-      <w:proofErr w:type="spellEnd"/>
-      <w:r>
-        <w:rPr>
-          <w:b/>
-        </w:rPr>
-        <w:t>:</w:t>
-      </w:r>
-    </w:p>
-    <w:p>
-      <w:pPr>
-        <w:pStyle w:val="ListBullet"/>
-      </w:pPr>
-      <w:r>
-        <w:t>Il pagamento e registrato.</w:t>
-      </w:r>
-    </w:p>
-    <w:p>
-      <w:pPr>
-        <w:pStyle w:val="ListBullet"/>
-        <w:rPr>
-          <w:lang w:val="it-IT"/>
-        </w:rPr>
-      </w:pPr>
-      <w:r>
-        <w:rPr>
-          <w:lang w:val="it-IT"/>
-        </w:rPr>
-        <w:t>L'annuncio acquistato passa a stato venduto.</w:t>
-      </w:r>
-    </w:p>
-    <w:p>
-      <w:pPr>
-        <w:pStyle w:val="ListBullet"/>
-        <w:rPr>
-          <w:lang w:val="it-IT"/>
-        </w:rPr>
-      </w:pPr>
-      <w:r>
-        <w:rPr>
-          <w:lang w:val="it-IT"/>
-        </w:rPr>
-        <w:t>Il risultato viene mostrato nella pagina esito e nella cronologia pagamenti.</w:t>
-      </w:r>
-    </w:p>
-    <w:p>
-      <w:proofErr w:type="spellStart"/>
-      <w:r>
-        <w:rPr>
-          <w:b/>
-        </w:rPr>
-        <w:t>Flussi</w:t>
-      </w:r>
-      <w:proofErr w:type="spellEnd"/>
-      <w:r>
-        <w:rPr>
-          <w:b/>
-        </w:rPr>
-        <w:t xml:space="preserve"> </w:t>
-      </w:r>
-      <w:proofErr w:type="spellStart"/>
-      <w:r>
-        <w:rPr>
-          <w:b/>
-        </w:rPr>
-        <w:t>alternativi</w:t>
-      </w:r>
-      <w:proofErr w:type="spellEnd"/>
-      <w:r>
-        <w:rPr>
-          <w:b/>
-        </w:rPr>
-        <w:t xml:space="preserve"> / </w:t>
-      </w:r>
-      <w:proofErr w:type="spellStart"/>
-      <w:r>
-        <w:rPr>
-          <w:b/>
-        </w:rPr>
-        <w:t>eccezioni</w:t>
-      </w:r>
-      <w:proofErr w:type="spellEnd"/>
-      <w:r>
-        <w:rPr>
-          <w:b/>
-        </w:rPr>
-        <w:t>:</w:t>
+        <w:t>Flussi alternativi / eccezioni:</w:t>
       </w:r>
     </w:p>
     <w:p>
@@ -6292,27 +5300,147 @@
     </w:tbl>
     <w:p/>
     <w:p>
-      <w:proofErr w:type="spellStart"/>
       <w:r>
         <w:rPr>
           <w:b/>
         </w:rPr>
-        <w:t>Precondizioni</w:t>
-      </w:r>
-      <w:proofErr w:type="spellEnd"/>
+        <w:t>Precondizioni:</w:t>
+      </w:r>
+    </w:p>
+    <w:p>
+      <w:pPr>
+        <w:pStyle w:val="ListBullet"/>
+      </w:pPr>
+      <w:r>
+        <w:t>L'utente e autenticato.</w:t>
+      </w:r>
+    </w:p>
+    <w:p>
+      <w:pPr>
+        <w:pStyle w:val="ListBullet"/>
+        <w:rPr>
+          <w:lang w:val="it-IT"/>
+        </w:rPr>
+      </w:pPr>
+      <w:r>
+        <w:rPr>
+          <w:lang w:val="it-IT"/>
+        </w:rPr>
+        <w:t>Esiste un pagamento completato associato all'utente.</w:t>
+      </w:r>
+    </w:p>
+    <w:p>
+      <w:pPr>
+        <w:pStyle w:val="ListBullet"/>
+        <w:rPr>
+          <w:lang w:val="it-IT"/>
+        </w:rPr>
+      </w:pPr>
+      <w:r>
+        <w:rPr>
+          <w:lang w:val="it-IT"/>
+        </w:rPr>
+        <w:t>L'utente non ha gia lasciato feedback per quel pagamento.</w:t>
+      </w:r>
+    </w:p>
+    <w:p>
       <w:r>
         <w:rPr>
           <w:b/>
         </w:rPr>
-        <w:t>:</w:t>
+        <w:t>Scenario principale:</w:t>
+      </w:r>
+    </w:p>
+    <w:p>
+      <w:pPr>
+        <w:pStyle w:val="ListNumber"/>
+        <w:rPr>
+          <w:lang w:val="it-IT"/>
+        </w:rPr>
+      </w:pPr>
+      <w:r>
+        <w:rPr>
+          <w:lang w:val="it-IT"/>
+        </w:rPr>
+        <w:t>L'utente apre il form feedback da un pagamento.</w:t>
+      </w:r>
+    </w:p>
+    <w:p>
+      <w:pPr>
+        <w:pStyle w:val="ListNumber"/>
+        <w:rPr>
+          <w:lang w:val="it-IT"/>
+        </w:rPr>
+      </w:pPr>
+      <w:r>
+        <w:rPr>
+          <w:lang w:val="it-IT"/>
+        </w:rPr>
+        <w:t>Il sistema verifica che l'utente sia l'acquirente.</w:t>
+      </w:r>
+    </w:p>
+    <w:p>
+      <w:pPr>
+        <w:pStyle w:val="ListNumber"/>
+        <w:rPr>
+          <w:lang w:val="it-IT"/>
+        </w:rPr>
+      </w:pPr>
+      <w:r>
+        <w:rPr>
+          <w:lang w:val="it-IT"/>
+        </w:rPr>
+        <w:t>L'utente inserisce valutazione da 1 a 5 e commento opzionale.</w:t>
+      </w:r>
+    </w:p>
+    <w:p>
+      <w:pPr>
+        <w:pStyle w:val="ListNumber"/>
+        <w:rPr>
+          <w:lang w:val="it-IT"/>
+        </w:rPr>
+      </w:pPr>
+      <w:r>
+        <w:rPr>
+          <w:lang w:val="it-IT"/>
+        </w:rPr>
+        <w:t>Il sistema salva il feedback.</w:t>
+      </w:r>
+    </w:p>
+    <w:p>
+      <w:pPr>
+        <w:pStyle w:val="ListNumber"/>
+        <w:rPr>
+          <w:lang w:val="it-IT"/>
+        </w:rPr>
+      </w:pPr>
+      <w:r>
+        <w:rPr>
+          <w:lang w:val="it-IT"/>
+        </w:rPr>
+        <w:t>Il feedback diventa visibile nel profilo/lista feedback del venditore.</w:t>
+      </w:r>
+    </w:p>
+    <w:p>
+      <w:r>
+        <w:rPr>
+          <w:b/>
+        </w:rPr>
+        <w:t>Postcondizioni:</w:t>
       </w:r>
     </w:p>
     <w:p>
       <w:pPr>
         <w:pStyle w:val="ListBullet"/>
-      </w:pPr>
-      <w:r>
-        <w:t>L'utente e autenticato.</w:t>
+        <w:rPr>
+          <w:lang w:val="it-IT"/>
+        </w:rPr>
+      </w:pPr>
+      <w:r>
+        <w:rPr>
+          <w:lang w:val="it-IT"/>
+        </w:rPr>
+        <w:t>Il feedback e salvato nel database.</w:t>
       </w:r>
     </w:p>
     <w:p>
@@ -6326,7 +5454,15 @@
         <w:rPr>
           <w:lang w:val="it-IT"/>
         </w:rPr>
-        <w:t>Esiste un pagamento completato associato all'utente.</w:t>
+        <w:t>La media del venditore viene calcolata dalle query sui feedback.</w:t>
+      </w:r>
+    </w:p>
+    <w:p>
+      <w:r>
+        <w:rPr>
+          <w:b/>
+        </w:rPr>
+        <w:t>Flussi alternativi / eccezioni:</w:t>
       </w:r>
     </w:p>
     <w:p>
@@ -6340,230 +5476,15 @@
         <w:rPr>
           <w:lang w:val="it-IT"/>
         </w:rPr>
-        <w:t>L'utente non ha gia lasciato feedback per quel pagamento.</w:t>
-      </w:r>
-    </w:p>
-    <w:p>
-      <w:r>
-        <w:rPr>
-          <w:b/>
-        </w:rPr>
-        <w:t xml:space="preserve">Scenario </w:t>
-      </w:r>
-      <w:proofErr w:type="spellStart"/>
-      <w:r>
-        <w:rPr>
-          <w:b/>
-        </w:rPr>
-        <w:t>principale</w:t>
-      </w:r>
-      <w:proofErr w:type="spellEnd"/>
-      <w:r>
-        <w:rPr>
-          <w:b/>
-        </w:rPr>
-        <w:t>:</w:t>
-      </w:r>
-    </w:p>
-    <w:p>
-      <w:pPr>
-        <w:pStyle w:val="ListNumber"/>
-        <w:rPr>
-          <w:lang w:val="it-IT"/>
-        </w:rPr>
-      </w:pPr>
-      <w:r>
-        <w:rPr>
-          <w:lang w:val="it-IT"/>
-        </w:rPr>
-        <w:t>L'utente apre il form feedback da un pagamento.</w:t>
-      </w:r>
-    </w:p>
-    <w:p>
-      <w:pPr>
-        <w:pStyle w:val="ListNumber"/>
-        <w:rPr>
-          <w:lang w:val="it-IT"/>
-        </w:rPr>
-      </w:pPr>
-      <w:r>
-        <w:rPr>
-          <w:lang w:val="it-IT"/>
-        </w:rPr>
-        <w:t>Il sistema verifica che l'utente sia l'acquirente.</w:t>
-      </w:r>
-    </w:p>
-    <w:p>
-      <w:pPr>
-        <w:pStyle w:val="ListNumber"/>
-        <w:rPr>
-          <w:lang w:val="it-IT"/>
-        </w:rPr>
-      </w:pPr>
-      <w:r>
-        <w:rPr>
-          <w:lang w:val="it-IT"/>
-        </w:rPr>
-        <w:t>L'utente inserisce valutazione da 1 a 5 e commento opzionale.</w:t>
-      </w:r>
-    </w:p>
-    <w:p>
-      <w:pPr>
-        <w:pStyle w:val="ListNumber"/>
-        <w:rPr>
-          <w:lang w:val="it-IT"/>
-        </w:rPr>
-      </w:pPr>
-      <w:r>
-        <w:rPr>
-          <w:lang w:val="it-IT"/>
-        </w:rPr>
-        <w:t>Il sistema salva il feedback.</w:t>
-      </w:r>
-    </w:p>
-    <w:p>
-      <w:pPr>
-        <w:pStyle w:val="ListNumber"/>
-        <w:rPr>
-          <w:lang w:val="it-IT"/>
-        </w:rPr>
-      </w:pPr>
-      <w:r>
-        <w:rPr>
-          <w:lang w:val="it-IT"/>
-        </w:rPr>
-        <w:t>Il feedback diventa visibile nel profilo/lista feedback del venditore.</w:t>
-      </w:r>
-    </w:p>
-    <w:p>
-      <w:proofErr w:type="spellStart"/>
-      <w:r>
-        <w:rPr>
-          <w:b/>
-        </w:rPr>
-        <w:t>Postcondizioni</w:t>
-      </w:r>
-      <w:proofErr w:type="spellEnd"/>
-      <w:r>
-        <w:rPr>
-          <w:b/>
-        </w:rPr>
-        <w:t>:</w:t>
+        <w:t>Pagamento non appartenente all'utente: accesso negato.</w:t>
       </w:r>
     </w:p>
     <w:p>
       <w:pPr>
         <w:pStyle w:val="ListBullet"/>
-        <w:rPr>
-          <w:lang w:val="it-IT"/>
-        </w:rPr>
-      </w:pPr>
-      <w:r>
-        <w:rPr>
-          <w:lang w:val="it-IT"/>
-        </w:rPr>
-        <w:t>Il feedback e salvato nel database.</w:t>
-      </w:r>
-    </w:p>
-    <w:p>
-      <w:pPr>
-        <w:pStyle w:val="ListBullet"/>
-        <w:rPr>
-          <w:lang w:val="it-IT"/>
-        </w:rPr>
-      </w:pPr>
-      <w:r>
-        <w:rPr>
-          <w:lang w:val="it-IT"/>
-        </w:rPr>
-        <w:t>La media del venditore viene calcolata dalle query sui feedback.</w:t>
-      </w:r>
-    </w:p>
-    <w:p>
-      <w:proofErr w:type="spellStart"/>
-      <w:r>
-        <w:rPr>
-          <w:b/>
-        </w:rPr>
-        <w:t>Flussi</w:t>
-      </w:r>
-      <w:proofErr w:type="spellEnd"/>
-      <w:r>
-        <w:rPr>
-          <w:b/>
-        </w:rPr>
-        <w:t xml:space="preserve"> </w:t>
-      </w:r>
-      <w:proofErr w:type="spellStart"/>
-      <w:r>
-        <w:rPr>
-          <w:b/>
-        </w:rPr>
-        <w:t>alternativi</w:t>
-      </w:r>
-      <w:proofErr w:type="spellEnd"/>
-      <w:r>
-        <w:rPr>
-          <w:b/>
-        </w:rPr>
-        <w:t xml:space="preserve"> / </w:t>
-      </w:r>
-      <w:proofErr w:type="spellStart"/>
-      <w:r>
-        <w:rPr>
-          <w:b/>
-        </w:rPr>
-        <w:t>eccezioni</w:t>
-      </w:r>
-      <w:proofErr w:type="spellEnd"/>
-      <w:r>
-        <w:rPr>
-          <w:b/>
-        </w:rPr>
-        <w:t>:</w:t>
-      </w:r>
-    </w:p>
-    <w:p>
-      <w:pPr>
-        <w:pStyle w:val="ListBullet"/>
-        <w:rPr>
-          <w:lang w:val="it-IT"/>
-        </w:rPr>
-      </w:pPr>
-      <w:r>
-        <w:rPr>
-          <w:lang w:val="it-IT"/>
-        </w:rPr>
-        <w:t>Pagamento non appartenente all'utente: accesso negato.</w:t>
-      </w:r>
-    </w:p>
-    <w:p>
-      <w:pPr>
-        <w:pStyle w:val="ListBullet"/>
-      </w:pPr>
-      <w:proofErr w:type="spellStart"/>
-      <w:r>
-        <w:t>Valutazione</w:t>
-      </w:r>
-      <w:proofErr w:type="spellEnd"/>
-      <w:r>
-        <w:t xml:space="preserve"> </w:t>
-      </w:r>
-      <w:proofErr w:type="spellStart"/>
-      <w:r>
-        <w:t>fuori</w:t>
-      </w:r>
-      <w:proofErr w:type="spellEnd"/>
-      <w:r>
-        <w:t xml:space="preserve"> 1-5: </w:t>
-      </w:r>
-      <w:proofErr w:type="spellStart"/>
-      <w:r>
-        <w:t>errore</w:t>
-      </w:r>
-      <w:proofErr w:type="spellEnd"/>
-      <w:r>
-        <w:t>.</w:t>
+      </w:pPr>
+      <w:r>
+        <w:t>Valutazione fuori 1-5: errore.</w:t>
       </w:r>
     </w:p>
     <w:p>
@@ -6733,63 +5654,41 @@
       </w:pPr>
     </w:p>
     <w:p>
-      <w:proofErr w:type="spellStart"/>
       <w:r>
         <w:rPr>
           <w:b/>
         </w:rPr>
-        <w:t>Precondizioni</w:t>
-      </w:r>
-      <w:proofErr w:type="spellEnd"/>
+        <w:t>Precondizioni:</w:t>
+      </w:r>
+    </w:p>
+    <w:p>
+      <w:pPr>
+        <w:pStyle w:val="ListBullet"/>
+      </w:pPr>
+      <w:r>
+        <w:t>L'attore e autenticato.</w:t>
+      </w:r>
+    </w:p>
+    <w:p>
+      <w:pPr>
+        <w:pStyle w:val="ListBullet"/>
+        <w:rPr>
+          <w:lang w:val="it-IT"/>
+        </w:rPr>
+      </w:pPr>
+      <w:r>
+        <w:rPr>
+          <w:lang w:val="it-IT"/>
+        </w:rPr>
+        <w:t>La segnalazione indica esattamente un oggetto tra annuncio, utente, business o feedback.</w:t>
+      </w:r>
+    </w:p>
+    <w:p>
       <w:r>
         <w:rPr>
           <w:b/>
         </w:rPr>
-        <w:t>:</w:t>
-      </w:r>
-    </w:p>
-    <w:p>
-      <w:pPr>
-        <w:pStyle w:val="ListBullet"/>
-      </w:pPr>
-      <w:r>
-        <w:t>L'attore e autenticato.</w:t>
-      </w:r>
-    </w:p>
-    <w:p>
-      <w:pPr>
-        <w:pStyle w:val="ListBullet"/>
-        <w:rPr>
-          <w:lang w:val="it-IT"/>
-        </w:rPr>
-      </w:pPr>
-      <w:r>
-        <w:rPr>
-          <w:lang w:val="it-IT"/>
-        </w:rPr>
-        <w:t>La segnalazione indica esattamente un oggetto tra annuncio, utente, business o feedback.</w:t>
-      </w:r>
-    </w:p>
-    <w:p>
-      <w:r>
-        <w:rPr>
-          <w:b/>
-        </w:rPr>
-        <w:t xml:space="preserve">Scenario </w:t>
-      </w:r>
-      <w:proofErr w:type="spellStart"/>
-      <w:r>
-        <w:rPr>
-          <w:b/>
-        </w:rPr>
-        <w:t>principale</w:t>
-      </w:r>
-      <w:proofErr w:type="spellEnd"/>
-      <w:r>
-        <w:rPr>
-          <w:b/>
-        </w:rPr>
-        <w:t>:</w:t>
+        <w:t>Scenario principale:</w:t>
       </w:r>
     </w:p>
     <w:p>
@@ -6839,37 +5738,8 @@
       <w:pPr>
         <w:pStyle w:val="ListNumber"/>
       </w:pPr>
-      <w:proofErr w:type="spellStart"/>
-      <w:r>
-        <w:t>L'attore</w:t>
-      </w:r>
-      <w:proofErr w:type="spellEnd"/>
-      <w:r>
-        <w:t xml:space="preserve"> </w:t>
-      </w:r>
-      <w:proofErr w:type="spellStart"/>
-      <w:r>
-        <w:t>inserisce</w:t>
-      </w:r>
-      <w:proofErr w:type="spellEnd"/>
-      <w:r>
-        <w:t xml:space="preserve"> </w:t>
-      </w:r>
-      <w:proofErr w:type="spellStart"/>
-      <w:r>
-        <w:t>descrizione</w:t>
-      </w:r>
-      <w:proofErr w:type="spellEnd"/>
-      <w:r>
-        <w:t xml:space="preserve"> </w:t>
-      </w:r>
-      <w:proofErr w:type="spellStart"/>
-      <w:r>
-        <w:t>opzionale</w:t>
-      </w:r>
-      <w:proofErr w:type="spellEnd"/>
-      <w:r>
-        <w:t>.</w:t>
+      <w:r>
+        <w:t>L'attore inserisce descrizione opzionale.</w:t>
       </w:r>
     </w:p>
     <w:p>
@@ -6887,77 +5757,33 @@
       </w:r>
     </w:p>
     <w:p>
-      <w:proofErr w:type="spellStart"/>
       <w:r>
         <w:rPr>
           <w:b/>
         </w:rPr>
-        <w:t>Postcondizioni</w:t>
-      </w:r>
-      <w:proofErr w:type="spellEnd"/>
+        <w:t>Postcondizioni:</w:t>
+      </w:r>
+    </w:p>
+    <w:p>
+      <w:pPr>
+        <w:pStyle w:val="ListBullet"/>
+        <w:rPr>
+          <w:lang w:val="it-IT"/>
+        </w:rPr>
+      </w:pPr>
+      <w:r>
+        <w:rPr>
+          <w:lang w:val="it-IT"/>
+        </w:rPr>
+        <w:t>La segnalazione e disponibile nella pagina admin segnalazioni.</w:t>
+      </w:r>
+    </w:p>
+    <w:p>
       <w:r>
         <w:rPr>
           <w:b/>
         </w:rPr>
-        <w:t>:</w:t>
-      </w:r>
-    </w:p>
-    <w:p>
-      <w:pPr>
-        <w:pStyle w:val="ListBullet"/>
-        <w:rPr>
-          <w:lang w:val="it-IT"/>
-        </w:rPr>
-      </w:pPr>
-      <w:r>
-        <w:rPr>
-          <w:lang w:val="it-IT"/>
-        </w:rPr>
-        <w:t>La segnalazione e disponibile nella pagina admin segnalazioni.</w:t>
-      </w:r>
-    </w:p>
-    <w:p>
-      <w:proofErr w:type="spellStart"/>
-      <w:r>
-        <w:rPr>
-          <w:b/>
-        </w:rPr>
-        <w:t>Flussi</w:t>
-      </w:r>
-      <w:proofErr w:type="spellEnd"/>
-      <w:r>
-        <w:rPr>
-          <w:b/>
-        </w:rPr>
-        <w:t xml:space="preserve"> </w:t>
-      </w:r>
-      <w:proofErr w:type="spellStart"/>
-      <w:r>
-        <w:rPr>
-          <w:b/>
-        </w:rPr>
-        <w:t>alternativi</w:t>
-      </w:r>
-      <w:proofErr w:type="spellEnd"/>
-      <w:r>
-        <w:rPr>
-          <w:b/>
-        </w:rPr>
-        <w:t xml:space="preserve"> / </w:t>
-      </w:r>
-      <w:proofErr w:type="spellStart"/>
-      <w:r>
-        <w:rPr>
-          <w:b/>
-        </w:rPr>
-        <w:t>eccezioni</w:t>
-      </w:r>
-      <w:proofErr w:type="spellEnd"/>
-      <w:r>
-        <w:rPr>
-          <w:b/>
-        </w:rPr>
-        <w:t>:</w:t>
+        <w:t>Flussi alternativi / eccezioni:</w:t>
       </w:r>
     </w:p>
     <w:p>
@@ -6991,23 +5817,7 @@
           <w:rFonts w:ascii="Calibri" w:hAnsi="Calibri"/>
           <w:color w:val="1F4D78"/>
         </w:rPr>
-        <w:t xml:space="preserve">UC13 - </w:t>
-      </w:r>
-      <w:proofErr w:type="spellStart"/>
-      <w:r>
-        <w:rPr>
-          <w:rFonts w:ascii="Calibri" w:hAnsi="Calibri"/>
-          <w:color w:val="1F4D78"/>
-        </w:rPr>
-        <w:t>Gestire</w:t>
-      </w:r>
-      <w:proofErr w:type="spellEnd"/>
-      <w:r>
-        <w:rPr>
-          <w:rFonts w:ascii="Calibri" w:hAnsi="Calibri"/>
-          <w:color w:val="1F4D78"/>
-        </w:rPr>
-        <w:t xml:space="preserve"> account business</w:t>
+        <w:t>UC13 - Gestire account business</w:t>
       </w:r>
     </w:p>
     <w:tbl>
@@ -7153,33 +5963,147 @@
     </w:tbl>
     <w:p/>
     <w:p>
-      <w:proofErr w:type="spellStart"/>
       <w:r>
         <w:rPr>
           <w:b/>
         </w:rPr>
-        <w:t>Precondizioni</w:t>
-      </w:r>
-      <w:proofErr w:type="spellEnd"/>
+        <w:t>Precondizioni:</w:t>
+      </w:r>
+    </w:p>
+    <w:p>
+      <w:pPr>
+        <w:pStyle w:val="ListBullet"/>
+        <w:rPr>
+          <w:lang w:val="it-IT"/>
+        </w:rPr>
+      </w:pPr>
+      <w:r>
+        <w:rPr>
+          <w:lang w:val="it-IT"/>
+        </w:rPr>
+        <w:t>L'utente e autenticato e non e amministratore.</w:t>
+      </w:r>
+    </w:p>
+    <w:p>
+      <w:pPr>
+        <w:pStyle w:val="ListBullet"/>
+        <w:rPr>
+          <w:lang w:val="it-IT"/>
+        </w:rPr>
+      </w:pPr>
+      <w:r>
+        <w:rPr>
+          <w:lang w:val="it-IT"/>
+        </w:rPr>
+        <w:t>Per creare l'account business servono nome azienda, partita IVA ed email aziendale validi.</w:t>
+      </w:r>
+    </w:p>
+    <w:p>
       <w:r>
         <w:rPr>
           <w:b/>
         </w:rPr>
-        <w:t>:</w:t>
+        <w:t>Scenario principale:</w:t>
+      </w:r>
+    </w:p>
+    <w:p>
+      <w:pPr>
+        <w:pStyle w:val="ListNumber"/>
+        <w:rPr>
+          <w:lang w:val="it-IT"/>
+        </w:rPr>
+      </w:pPr>
+      <w:r>
+        <w:rPr>
+          <w:lang w:val="it-IT"/>
+        </w:rPr>
+        <w:t>L'utente apre il form creazione business.</w:t>
+      </w:r>
+    </w:p>
+    <w:p>
+      <w:pPr>
+        <w:pStyle w:val="ListNumber"/>
+        <w:rPr>
+          <w:lang w:val="it-IT"/>
+        </w:rPr>
+      </w:pPr>
+      <w:r>
+        <w:rPr>
+          <w:lang w:val="it-IT"/>
+        </w:rPr>
+        <w:t>Il sistema valida dati aziendali e, se presenti, dati sede.</w:t>
+      </w:r>
+    </w:p>
+    <w:p>
+      <w:pPr>
+        <w:pStyle w:val="ListNumber"/>
+        <w:rPr>
+          <w:lang w:val="it-IT"/>
+        </w:rPr>
+      </w:pPr>
+      <w:r>
+        <w:rPr>
+          <w:lang w:val="it-IT"/>
+        </w:rPr>
+        <w:t>Il sistema crea l'account business e imposta la sessione come business.</w:t>
+      </w:r>
+    </w:p>
+    <w:p>
+      <w:pPr>
+        <w:pStyle w:val="ListNumber"/>
+        <w:rPr>
+          <w:lang w:val="it-IT"/>
+        </w:rPr>
+      </w:pPr>
+      <w:r>
+        <w:rPr>
+          <w:lang w:val="it-IT"/>
+        </w:rPr>
+        <w:t>Il business apre la dashboard e vede profilo aziendale e annunci della vetrina.</w:t>
+      </w:r>
+    </w:p>
+    <w:p>
+      <w:pPr>
+        <w:pStyle w:val="ListNumber"/>
+        <w:rPr>
+          <w:lang w:val="it-IT"/>
+        </w:rPr>
+      </w:pPr>
+      <w:r>
+        <w:rPr>
+          <w:lang w:val="it-IT"/>
+        </w:rPr>
+        <w:t>Il business modifica informazioni pubbliche e sede.</w:t>
+      </w:r>
+    </w:p>
+    <w:p>
+      <w:pPr>
+        <w:pStyle w:val="ListNumber"/>
+        <w:rPr>
+          <w:lang w:val="it-IT"/>
+        </w:rPr>
+      </w:pPr>
+      <w:r>
+        <w:rPr>
+          <w:lang w:val="it-IT"/>
+        </w:rPr>
+        <w:t>Il business consulta gli ordini ricevuti.</w:t>
+      </w:r>
+    </w:p>
+    <w:p>
+      <w:r>
+        <w:rPr>
+          <w:b/>
+        </w:rPr>
+        <w:t>Postcondizioni:</w:t>
       </w:r>
     </w:p>
     <w:p>
       <w:pPr>
         <w:pStyle w:val="ListBullet"/>
-        <w:rPr>
-          <w:lang w:val="it-IT"/>
-        </w:rPr>
-      </w:pPr>
-      <w:r>
-        <w:rPr>
-          <w:lang w:val="it-IT"/>
-        </w:rPr>
-        <w:t>L'utente e autenticato e non e amministratore.</w:t>
+      </w:pPr>
+      <w:r>
+        <w:t>L'utente opera come account business.</w:t>
       </w:r>
     </w:p>
     <w:p>
@@ -7193,7 +6117,7 @@
         <w:rPr>
           <w:lang w:val="it-IT"/>
         </w:rPr>
-        <w:t>Per creare l'account business servono nome azienda, partita IVA ed email aziendale validi.</w:t>
+        <w:t>Gli annunci creati vengono associati alla vetrina business.</w:t>
       </w:r>
     </w:p>
     <w:p>
@@ -7201,233 +6125,29 @@
         <w:rPr>
           <w:b/>
         </w:rPr>
-        <w:t xml:space="preserve">Scenario </w:t>
-      </w:r>
-      <w:proofErr w:type="spellStart"/>
-      <w:r>
-        <w:rPr>
-          <w:b/>
-        </w:rPr>
-        <w:t>principale</w:t>
-      </w:r>
-      <w:proofErr w:type="spellEnd"/>
-      <w:r>
-        <w:rPr>
-          <w:b/>
-        </w:rPr>
-        <w:t>:</w:t>
-      </w:r>
-    </w:p>
-    <w:p>
-      <w:pPr>
-        <w:pStyle w:val="ListNumber"/>
-        <w:rPr>
-          <w:lang w:val="it-IT"/>
-        </w:rPr>
-      </w:pPr>
-      <w:r>
-        <w:rPr>
-          <w:lang w:val="it-IT"/>
-        </w:rPr>
-        <w:t>L'utente apre il form creazione business.</w:t>
-      </w:r>
-    </w:p>
-    <w:p>
-      <w:pPr>
-        <w:pStyle w:val="ListNumber"/>
-        <w:rPr>
-          <w:lang w:val="it-IT"/>
-        </w:rPr>
-      </w:pPr>
-      <w:r>
-        <w:rPr>
-          <w:lang w:val="it-IT"/>
-        </w:rPr>
-        <w:t>Il sistema valida dati aziendali e, se presenti, dati sede.</w:t>
-      </w:r>
-    </w:p>
-    <w:p>
-      <w:pPr>
-        <w:pStyle w:val="ListNumber"/>
-        <w:rPr>
-          <w:lang w:val="it-IT"/>
-        </w:rPr>
-      </w:pPr>
-      <w:r>
-        <w:rPr>
-          <w:lang w:val="it-IT"/>
-        </w:rPr>
-        <w:t>Il sistema crea l'account business e imposta la sessione come business.</w:t>
-      </w:r>
-    </w:p>
-    <w:p>
-      <w:pPr>
-        <w:pStyle w:val="ListNumber"/>
-        <w:rPr>
-          <w:lang w:val="it-IT"/>
-        </w:rPr>
-      </w:pPr>
-      <w:r>
-        <w:rPr>
-          <w:lang w:val="it-IT"/>
-        </w:rPr>
-        <w:t>Il business apre la dashboard e vede profilo aziendale e annunci della vetrina.</w:t>
-      </w:r>
-    </w:p>
-    <w:p>
-      <w:pPr>
-        <w:pStyle w:val="ListNumber"/>
-        <w:rPr>
-          <w:lang w:val="it-IT"/>
-        </w:rPr>
-      </w:pPr>
-      <w:r>
-        <w:rPr>
-          <w:lang w:val="it-IT"/>
-        </w:rPr>
-        <w:t>Il business modifica informazioni pubbliche e sede.</w:t>
-      </w:r>
-    </w:p>
-    <w:p>
-      <w:pPr>
-        <w:pStyle w:val="ListNumber"/>
-        <w:rPr>
-          <w:lang w:val="it-IT"/>
-        </w:rPr>
-      </w:pPr>
-      <w:r>
-        <w:rPr>
-          <w:lang w:val="it-IT"/>
-        </w:rPr>
-        <w:t>Il business consulta gli ordini ricevuti.</w:t>
-      </w:r>
-    </w:p>
-    <w:p>
-      <w:proofErr w:type="spellStart"/>
-      <w:r>
-        <w:rPr>
-          <w:b/>
-        </w:rPr>
-        <w:t>Postcondizioni</w:t>
-      </w:r>
-      <w:proofErr w:type="spellEnd"/>
-      <w:r>
-        <w:rPr>
-          <w:b/>
-        </w:rPr>
-        <w:t>:</w:t>
+        <w:t>Flussi alternativi / eccezioni:</w:t>
       </w:r>
     </w:p>
     <w:p>
       <w:pPr>
         <w:pStyle w:val="ListBullet"/>
-      </w:pPr>
-      <w:r>
-        <w:t>L'utente opera come account business.</w:t>
+        <w:rPr>
+          <w:lang w:val="it-IT"/>
+        </w:rPr>
+      </w:pPr>
+      <w:r>
+        <w:rPr>
+          <w:lang w:val="it-IT"/>
+        </w:rPr>
+        <w:t>Partita IVA o email aziendale gia usate: errore.</w:t>
       </w:r>
     </w:p>
     <w:p>
       <w:pPr>
         <w:pStyle w:val="ListBullet"/>
-        <w:rPr>
-          <w:lang w:val="it-IT"/>
-        </w:rPr>
-      </w:pPr>
-      <w:r>
-        <w:rPr>
-          <w:lang w:val="it-IT"/>
-        </w:rPr>
-        <w:t>Gli annunci creati vengono associati alla vetrina business.</w:t>
-      </w:r>
-    </w:p>
-    <w:p>
-      <w:proofErr w:type="spellStart"/>
-      <w:r>
-        <w:rPr>
-          <w:b/>
-        </w:rPr>
-        <w:t>Flussi</w:t>
-      </w:r>
-      <w:proofErr w:type="spellEnd"/>
-      <w:r>
-        <w:rPr>
-          <w:b/>
-        </w:rPr>
-        <w:t xml:space="preserve"> </w:t>
-      </w:r>
-      <w:proofErr w:type="spellStart"/>
-      <w:r>
-        <w:rPr>
-          <w:b/>
-        </w:rPr>
-        <w:t>alternativi</w:t>
-      </w:r>
-      <w:proofErr w:type="spellEnd"/>
-      <w:r>
-        <w:rPr>
-          <w:b/>
-        </w:rPr>
-        <w:t xml:space="preserve"> / </w:t>
-      </w:r>
-      <w:proofErr w:type="spellStart"/>
-      <w:r>
-        <w:rPr>
-          <w:b/>
-        </w:rPr>
-        <w:t>eccezioni</w:t>
-      </w:r>
-      <w:proofErr w:type="spellEnd"/>
-      <w:r>
-        <w:rPr>
-          <w:b/>
-        </w:rPr>
-        <w:t>:</w:t>
-      </w:r>
-    </w:p>
-    <w:p>
-      <w:pPr>
-        <w:pStyle w:val="ListBullet"/>
-        <w:rPr>
-          <w:lang w:val="it-IT"/>
-        </w:rPr>
-      </w:pPr>
-      <w:r>
-        <w:rPr>
-          <w:lang w:val="it-IT"/>
-        </w:rPr>
-        <w:t>Partita IVA o email aziendale gia usate: errore.</w:t>
-      </w:r>
-    </w:p>
-    <w:p>
-      <w:pPr>
-        <w:pStyle w:val="ListBullet"/>
-      </w:pPr>
-      <w:r>
-        <w:t xml:space="preserve">Dati </w:t>
-      </w:r>
-      <w:proofErr w:type="spellStart"/>
-      <w:r>
-        <w:t>sede</w:t>
-      </w:r>
-      <w:proofErr w:type="spellEnd"/>
-      <w:r>
-        <w:t xml:space="preserve"> </w:t>
-      </w:r>
-      <w:proofErr w:type="spellStart"/>
-      <w:r>
-        <w:t>incompleti</w:t>
-      </w:r>
-      <w:proofErr w:type="spellEnd"/>
-      <w:r>
-        <w:t xml:space="preserve">: </w:t>
-      </w:r>
-      <w:proofErr w:type="spellStart"/>
-      <w:r>
-        <w:t>errore</w:t>
-      </w:r>
-      <w:proofErr w:type="spellEnd"/>
-      <w:r>
-        <w:t>.</w:t>
+      </w:pPr>
+      <w:r>
+        <w:t>Dati sede incompleti: errore.</w:t>
       </w:r>
     </w:p>
     <w:p>
@@ -7618,19 +6338,133 @@
       </w:pPr>
     </w:p>
     <w:p>
-      <w:proofErr w:type="spellStart"/>
       <w:r>
         <w:rPr>
           <w:b/>
         </w:rPr>
-        <w:t>Precondizioni</w:t>
-      </w:r>
-      <w:proofErr w:type="spellEnd"/>
+        <w:t>Precondizioni:</w:t>
+      </w:r>
+    </w:p>
+    <w:p>
+      <w:pPr>
+        <w:pStyle w:val="ListBullet"/>
+        <w:rPr>
+          <w:lang w:val="it-IT"/>
+        </w:rPr>
+      </w:pPr>
+      <w:r>
+        <w:rPr>
+          <w:lang w:val="it-IT"/>
+        </w:rPr>
+        <w:t>L'attore e autenticato come amministratore.</w:t>
+      </w:r>
+    </w:p>
+    <w:p>
       <w:r>
         <w:rPr>
           <w:b/>
         </w:rPr>
-        <w:t>:</w:t>
+        <w:t>Scenario principale:</w:t>
+      </w:r>
+    </w:p>
+    <w:p>
+      <w:pPr>
+        <w:pStyle w:val="ListNumber"/>
+      </w:pPr>
+      <w:r>
+        <w:t>L'admin apre la dashboard.</w:t>
+      </w:r>
+    </w:p>
+    <w:p>
+      <w:pPr>
+        <w:pStyle w:val="ListNumber"/>
+        <w:rPr>
+          <w:lang w:val="it-IT"/>
+        </w:rPr>
+      </w:pPr>
+      <w:r>
+        <w:rPr>
+          <w:lang w:val="it-IT"/>
+        </w:rPr>
+        <w:t>Il sistema mostra statistiche sintetiche: utenti, annunci, segnalazioni e pagamenti.</w:t>
+      </w:r>
+    </w:p>
+    <w:p>
+      <w:pPr>
+        <w:pStyle w:val="ListNumber"/>
+        <w:rPr>
+          <w:lang w:val="it-IT"/>
+        </w:rPr>
+      </w:pPr>
+      <w:r>
+        <w:rPr>
+          <w:lang w:val="it-IT"/>
+        </w:rPr>
+        <w:t>L'admin apre gestione utenti e ricerca utenti registrati.</w:t>
+      </w:r>
+    </w:p>
+    <w:p>
+      <w:pPr>
+        <w:pStyle w:val="ListNumber"/>
+        <w:rPr>
+          <w:lang w:val="it-IT"/>
+        </w:rPr>
+      </w:pPr>
+      <w:r>
+        <w:rPr>
+          <w:lang w:val="it-IT"/>
+        </w:rPr>
+        <w:t>L'admin banna o sblocca utenti registrati.</w:t>
+      </w:r>
+    </w:p>
+    <w:p>
+      <w:pPr>
+        <w:pStyle w:val="ListNumber"/>
+        <w:rPr>
+          <w:lang w:val="it-IT"/>
+        </w:rPr>
+      </w:pPr>
+      <w:r>
+        <w:rPr>
+          <w:lang w:val="it-IT"/>
+        </w:rPr>
+        <w:t>L'admin apre gestione segnalazioni e filtra per oggetto o tipologia.</w:t>
+      </w:r>
+    </w:p>
+    <w:p>
+      <w:pPr>
+        <w:pStyle w:val="ListNumber"/>
+        <w:rPr>
+          <w:lang w:val="it-IT"/>
+        </w:rPr>
+      </w:pPr>
+      <w:r>
+        <w:rPr>
+          <w:lang w:val="it-IT"/>
+        </w:rPr>
+        <w:t>L'admin chiude o elimina segnalazioni.</w:t>
+      </w:r>
+    </w:p>
+    <w:p>
+      <w:pPr>
+        <w:pStyle w:val="ListNumber"/>
+        <w:rPr>
+          <w:lang w:val="it-IT"/>
+        </w:rPr>
+      </w:pPr>
+      <w:r>
+        <w:rPr>
+          <w:lang w:val="it-IT"/>
+        </w:rPr>
+        <w:t>Il sistema registra le azioni di moderazione nella tabella modera.</w:t>
+      </w:r>
+    </w:p>
+    <w:p>
+      <w:r>
+        <w:rPr>
+          <w:b/>
+        </w:rPr>
+        <w:t>Postcondizioni:</w:t>
       </w:r>
     </w:p>
     <w:p>
@@ -7644,7 +6478,21 @@
         <w:rPr>
           <w:lang w:val="it-IT"/>
         </w:rPr>
-        <w:t>L'attore e autenticato come amministratore.</w:t>
+        <w:t>Utenti e segnalazioni vengono aggiornati.</w:t>
+      </w:r>
+    </w:p>
+    <w:p>
+      <w:pPr>
+        <w:pStyle w:val="ListBullet"/>
+        <w:rPr>
+          <w:lang w:val="it-IT"/>
+        </w:rPr>
+      </w:pPr>
+      <w:r>
+        <w:rPr>
+          <w:lang w:val="it-IT"/>
+        </w:rPr>
+        <w:t>Le azioni admin sono tracciate.</w:t>
       </w:r>
     </w:p>
     <w:p>
@@ -7652,201 +6500,7 @@
         <w:rPr>
           <w:b/>
         </w:rPr>
-        <w:t xml:space="preserve">Scenario </w:t>
-      </w:r>
-      <w:proofErr w:type="spellStart"/>
-      <w:r>
-        <w:rPr>
-          <w:b/>
-        </w:rPr>
-        <w:t>principale</w:t>
-      </w:r>
-      <w:proofErr w:type="spellEnd"/>
-      <w:r>
-        <w:rPr>
-          <w:b/>
-        </w:rPr>
-        <w:t>:</w:t>
-      </w:r>
-    </w:p>
-    <w:p>
-      <w:pPr>
-        <w:pStyle w:val="ListNumber"/>
-      </w:pPr>
-      <w:r>
-        <w:t>L'admin apre la dashboard.</w:t>
-      </w:r>
-    </w:p>
-    <w:p>
-      <w:pPr>
-        <w:pStyle w:val="ListNumber"/>
-        <w:rPr>
-          <w:lang w:val="it-IT"/>
-        </w:rPr>
-      </w:pPr>
-      <w:r>
-        <w:rPr>
-          <w:lang w:val="it-IT"/>
-        </w:rPr>
-        <w:t>Il sistema mostra statistiche sintetiche: utenti, annunci, segnalazioni e pagamenti.</w:t>
-      </w:r>
-    </w:p>
-    <w:p>
-      <w:pPr>
-        <w:pStyle w:val="ListNumber"/>
-        <w:rPr>
-          <w:lang w:val="it-IT"/>
-        </w:rPr>
-      </w:pPr>
-      <w:r>
-        <w:rPr>
-          <w:lang w:val="it-IT"/>
-        </w:rPr>
-        <w:t>L'admin apre gestione utenti e ricerca utenti registrati.</w:t>
-      </w:r>
-    </w:p>
-    <w:p>
-      <w:pPr>
-        <w:pStyle w:val="ListNumber"/>
-        <w:rPr>
-          <w:lang w:val="it-IT"/>
-        </w:rPr>
-      </w:pPr>
-      <w:r>
-        <w:rPr>
-          <w:lang w:val="it-IT"/>
-        </w:rPr>
-        <w:t>L'admin banna o sblocca utenti registrati.</w:t>
-      </w:r>
-    </w:p>
-    <w:p>
-      <w:pPr>
-        <w:pStyle w:val="ListNumber"/>
-        <w:rPr>
-          <w:lang w:val="it-IT"/>
-        </w:rPr>
-      </w:pPr>
-      <w:r>
-        <w:rPr>
-          <w:lang w:val="it-IT"/>
-        </w:rPr>
-        <w:t>L'admin apre gestione segnalazioni e filtra per oggetto o tipologia.</w:t>
-      </w:r>
-    </w:p>
-    <w:p>
-      <w:pPr>
-        <w:pStyle w:val="ListNumber"/>
-        <w:rPr>
-          <w:lang w:val="it-IT"/>
-        </w:rPr>
-      </w:pPr>
-      <w:r>
-        <w:rPr>
-          <w:lang w:val="it-IT"/>
-        </w:rPr>
-        <w:t>L'admin chiude o elimina segnalazioni.</w:t>
-      </w:r>
-    </w:p>
-    <w:p>
-      <w:pPr>
-        <w:pStyle w:val="ListNumber"/>
-        <w:rPr>
-          <w:lang w:val="it-IT"/>
-        </w:rPr>
-      </w:pPr>
-      <w:r>
-        <w:rPr>
-          <w:lang w:val="it-IT"/>
-        </w:rPr>
-        <w:t>Il sistema registra le azioni di moderazione nella tabella modera.</w:t>
-      </w:r>
-    </w:p>
-    <w:p>
-      <w:proofErr w:type="spellStart"/>
-      <w:r>
-        <w:rPr>
-          <w:b/>
-        </w:rPr>
-        <w:t>Postcondizioni</w:t>
-      </w:r>
-      <w:proofErr w:type="spellEnd"/>
-      <w:r>
-        <w:rPr>
-          <w:b/>
-        </w:rPr>
-        <w:t>:</w:t>
-      </w:r>
-    </w:p>
-    <w:p>
-      <w:pPr>
-        <w:pStyle w:val="ListBullet"/>
-        <w:rPr>
-          <w:lang w:val="it-IT"/>
-        </w:rPr>
-      </w:pPr>
-      <w:r>
-        <w:rPr>
-          <w:lang w:val="it-IT"/>
-        </w:rPr>
-        <w:t>Utenti e segnalazioni vengono aggiornati.</w:t>
-      </w:r>
-    </w:p>
-    <w:p>
-      <w:pPr>
-        <w:pStyle w:val="ListBullet"/>
-        <w:rPr>
-          <w:lang w:val="it-IT"/>
-        </w:rPr>
-      </w:pPr>
-      <w:r>
-        <w:rPr>
-          <w:lang w:val="it-IT"/>
-        </w:rPr>
-        <w:t>Le azioni admin sono tracciate.</w:t>
-      </w:r>
-    </w:p>
-    <w:p>
-      <w:proofErr w:type="spellStart"/>
-      <w:r>
-        <w:rPr>
-          <w:b/>
-        </w:rPr>
-        <w:t>Flussi</w:t>
-      </w:r>
-      <w:proofErr w:type="spellEnd"/>
-      <w:r>
-        <w:rPr>
-          <w:b/>
-        </w:rPr>
-        <w:t xml:space="preserve"> </w:t>
-      </w:r>
-      <w:proofErr w:type="spellStart"/>
-      <w:r>
-        <w:rPr>
-          <w:b/>
-        </w:rPr>
-        <w:t>alternativi</w:t>
-      </w:r>
-      <w:proofErr w:type="spellEnd"/>
-      <w:r>
-        <w:rPr>
-          <w:b/>
-        </w:rPr>
-        <w:t xml:space="preserve"> / </w:t>
-      </w:r>
-      <w:proofErr w:type="spellStart"/>
-      <w:r>
-        <w:rPr>
-          <w:b/>
-        </w:rPr>
-        <w:t>eccezioni</w:t>
-      </w:r>
-      <w:proofErr w:type="spellEnd"/>
-      <w:r>
-        <w:rPr>
-          <w:b/>
-        </w:rPr>
-        <w:t>:</w:t>
+        <w:t>Flussi alternativi / eccezioni:</w:t>
       </w:r>
     </w:p>
     <w:p>
@@ -7872,49 +6526,8 @@
           <w:rFonts w:ascii="Calibri" w:hAnsi="Calibri"/>
           <w:color w:val="1F4D78"/>
         </w:rPr>
-        <w:t xml:space="preserve">UC15 - </w:t>
-      </w:r>
-      <w:proofErr w:type="spellStart"/>
-      <w:r>
-        <w:rPr>
-          <w:rFonts w:ascii="Calibri" w:hAnsi="Calibri"/>
-          <w:color w:val="1F4D78"/>
-        </w:rPr>
-        <w:t>Gestire</w:t>
-      </w:r>
-      <w:proofErr w:type="spellEnd"/>
-      <w:r>
-        <w:rPr>
-          <w:rFonts w:ascii="Calibri" w:hAnsi="Calibri"/>
-          <w:color w:val="1F4D78"/>
-        </w:rPr>
-        <w:t xml:space="preserve"> </w:t>
-      </w:r>
-      <w:proofErr w:type="spellStart"/>
-      <w:r>
-        <w:rPr>
-          <w:rFonts w:ascii="Calibri" w:hAnsi="Calibri"/>
-          <w:color w:val="1F4D78"/>
-        </w:rPr>
-        <w:t>moderazione</w:t>
-      </w:r>
-      <w:proofErr w:type="spellEnd"/>
-      <w:r>
-        <w:rPr>
-          <w:rFonts w:ascii="Calibri" w:hAnsi="Calibri"/>
-          <w:color w:val="1F4D78"/>
-        </w:rPr>
-        <w:t xml:space="preserve"> </w:t>
-      </w:r>
-      <w:proofErr w:type="spellStart"/>
-      <w:r>
-        <w:rPr>
-          <w:rFonts w:ascii="Calibri" w:hAnsi="Calibri"/>
-          <w:color w:val="1F4D78"/>
-        </w:rPr>
-        <w:t>avanzata</w:t>
-      </w:r>
-      <w:proofErr w:type="spellEnd"/>
+        <w:t>UC15 - Gestire moderazione avanzata</w:t>
+      </w:r>
     </w:p>
     <w:tbl>
       <w:tblPr>
@@ -8059,33 +6672,89 @@
     </w:tbl>
     <w:p/>
     <w:p>
-      <w:proofErr w:type="spellStart"/>
       <w:r>
         <w:rPr>
           <w:b/>
         </w:rPr>
-        <w:t>Precondizioni</w:t>
-      </w:r>
-      <w:proofErr w:type="spellEnd"/>
+        <w:t>Precondizioni:</w:t>
+      </w:r>
+    </w:p>
+    <w:p>
+      <w:pPr>
+        <w:pStyle w:val="ListBullet"/>
+        <w:rPr>
+          <w:lang w:val="it-IT"/>
+        </w:rPr>
+      </w:pPr>
+      <w:r>
+        <w:rPr>
+          <w:lang w:val="it-IT"/>
+        </w:rPr>
+        <w:t>L'attore e autenticato come amministratore con livello_sicurezza pari a 2.</w:t>
+      </w:r>
+    </w:p>
+    <w:p>
       <w:r>
         <w:rPr>
           <w:b/>
         </w:rPr>
-        <w:t>:</w:t>
-      </w:r>
-    </w:p>
-    <w:p>
-      <w:pPr>
-        <w:pStyle w:val="ListBullet"/>
-        <w:rPr>
-          <w:lang w:val="it-IT"/>
-        </w:rPr>
-      </w:pPr>
-      <w:r>
-        <w:rPr>
-          <w:lang w:val="it-IT"/>
-        </w:rPr>
-        <w:t>L'attore e autenticato come amministratore con livello_sicurezza pari a 2.</w:t>
+        <w:t>Scenario principale:</w:t>
+      </w:r>
+    </w:p>
+    <w:p>
+      <w:pPr>
+        <w:pStyle w:val="ListNumber"/>
+        <w:rPr>
+          <w:lang w:val="it-IT"/>
+        </w:rPr>
+      </w:pPr>
+      <w:r>
+        <w:rPr>
+          <w:lang w:val="it-IT"/>
+        </w:rPr>
+        <w:t>L'admin livello 2 apre la dashboard di moderazione.</w:t>
+      </w:r>
+    </w:p>
+    <w:p>
+      <w:pPr>
+        <w:pStyle w:val="ListNumber"/>
+        <w:rPr>
+          <w:lang w:val="it-IT"/>
+        </w:rPr>
+      </w:pPr>
+      <w:r>
+        <w:rPr>
+          <w:lang w:val="it-IT"/>
+        </w:rPr>
+        <w:t>Il sistema mostra lo storico delle azioni filtrabile per admin.</w:t>
+      </w:r>
+    </w:p>
+    <w:p>
+      <w:pPr>
+        <w:pStyle w:val="ListNumber"/>
+        <w:rPr>
+          <w:lang w:val="it-IT"/>
+        </w:rPr>
+      </w:pPr>
+      <w:r>
+        <w:rPr>
+          <w:lang w:val="it-IT"/>
+        </w:rPr>
+        <w:t>L'admin livello 2 visualizza anche la lista degli altri admin.</w:t>
+      </w:r>
+    </w:p>
+    <w:p>
+      <w:pPr>
+        <w:pStyle w:val="ListNumber"/>
+        <w:rPr>
+          <w:lang w:val="it-IT"/>
+        </w:rPr>
+      </w:pPr>
+      <w:r>
+        <w:rPr>
+          <w:lang w:val="it-IT"/>
+        </w:rPr>
+        <w:t>L'admin livello 2 banna o sblocca admin di livello 1.</w:t>
       </w:r>
     </w:p>
     <w:p>
@@ -8093,93 +6762,7 @@
         <w:rPr>
           <w:b/>
         </w:rPr>
-        <w:t xml:space="preserve">Scenario </w:t>
-      </w:r>
-      <w:proofErr w:type="spellStart"/>
-      <w:r>
-        <w:rPr>
-          <w:b/>
-        </w:rPr>
-        <w:t>principale</w:t>
-      </w:r>
-      <w:proofErr w:type="spellEnd"/>
-      <w:r>
-        <w:rPr>
-          <w:b/>
-        </w:rPr>
-        <w:t>:</w:t>
-      </w:r>
-    </w:p>
-    <w:p>
-      <w:pPr>
-        <w:pStyle w:val="ListNumber"/>
-        <w:rPr>
-          <w:lang w:val="it-IT"/>
-        </w:rPr>
-      </w:pPr>
-      <w:r>
-        <w:rPr>
-          <w:lang w:val="it-IT"/>
-        </w:rPr>
-        <w:t>L'admin livello 2 apre la dashboard di moderazione.</w:t>
-      </w:r>
-    </w:p>
-    <w:p>
-      <w:pPr>
-        <w:pStyle w:val="ListNumber"/>
-        <w:rPr>
-          <w:lang w:val="it-IT"/>
-        </w:rPr>
-      </w:pPr>
-      <w:r>
-        <w:rPr>
-          <w:lang w:val="it-IT"/>
-        </w:rPr>
-        <w:t>Il sistema mostra lo storico delle azioni filtrabile per admin.</w:t>
-      </w:r>
-    </w:p>
-    <w:p>
-      <w:pPr>
-        <w:pStyle w:val="ListNumber"/>
-        <w:rPr>
-          <w:lang w:val="it-IT"/>
-        </w:rPr>
-      </w:pPr>
-      <w:r>
-        <w:rPr>
-          <w:lang w:val="it-IT"/>
-        </w:rPr>
-        <w:t>L'admin livello 2 visualizza anche la lista degli altri admin.</w:t>
-      </w:r>
-    </w:p>
-    <w:p>
-      <w:pPr>
-        <w:pStyle w:val="ListNumber"/>
-        <w:rPr>
-          <w:lang w:val="it-IT"/>
-        </w:rPr>
-      </w:pPr>
-      <w:r>
-        <w:rPr>
-          <w:lang w:val="it-IT"/>
-        </w:rPr>
-        <w:t>L'admin livello 2 banna o sblocca admin di livello 1.</w:t>
-      </w:r>
-    </w:p>
-    <w:p>
-      <w:proofErr w:type="spellStart"/>
-      <w:r>
-        <w:rPr>
-          <w:b/>
-        </w:rPr>
-        <w:t>Postcondizioni</w:t>
-      </w:r>
-      <w:proofErr w:type="spellEnd"/>
-      <w:r>
-        <w:rPr>
-          <w:b/>
-        </w:rPr>
-        <w:t>:</w:t>
+        <w:t>Postcondizioni:</w:t>
       </w:r>
     </w:p>
     <w:p>
@@ -8198,47 +6781,11 @@
       </w:r>
     </w:p>
     <w:p>
-      <w:proofErr w:type="spellStart"/>
       <w:r>
         <w:rPr>
           <w:b/>
         </w:rPr>
-        <w:t>Flussi</w:t>
-      </w:r>
-      <w:proofErr w:type="spellEnd"/>
-      <w:r>
-        <w:rPr>
-          <w:b/>
-        </w:rPr>
-        <w:t xml:space="preserve"> </w:t>
-      </w:r>
-      <w:proofErr w:type="spellStart"/>
-      <w:r>
-        <w:rPr>
-          <w:b/>
-        </w:rPr>
-        <w:t>alternativi</w:t>
-      </w:r>
-      <w:proofErr w:type="spellEnd"/>
-      <w:r>
-        <w:rPr>
-          <w:b/>
-        </w:rPr>
-        <w:t xml:space="preserve"> / </w:t>
-      </w:r>
-      <w:proofErr w:type="spellStart"/>
-      <w:r>
-        <w:rPr>
-          <w:b/>
-        </w:rPr>
-        <w:t>eccezioni</w:t>
-      </w:r>
-      <w:proofErr w:type="spellEnd"/>
-      <w:r>
-        <w:rPr>
-          <w:b/>
-        </w:rPr>
-        <w:t>:</w:t>
+        <w:t>Flussi alternativi / eccezioni:</w:t>
       </w:r>
     </w:p>
     <w:p>
